--- a/docs/catalog_platform_journal.docx
+++ b/docs/catalog_platform_journal.docx
@@ -2,7 +2,7 @@
 <file path=word/document.xml><?xml version="1.0" encoding="utf-8"?>
 <w:document xmlns:w="http://schemas.openxmlformats.org/wordprocessingml/2006/main" xmlns:m="http://schemas.openxmlformats.org/officeDocument/2006/math" xmlns:r="http://schemas.openxmlformats.org/officeDocument/2006/relationships" xmlns:o="urn:schemas-microsoft-com:office:office" xmlns:v="urn:schemas-microsoft-com:vml" xmlns:w10="urn:schemas-microsoft-com:office:word" xmlns:a="http://schemas.openxmlformats.org/drawingml/2006/main" xmlns:pic="http://schemas.openxmlformats.org/drawingml/2006/picture" xmlns:wp="http://schemas.openxmlformats.org/drawingml/2006/wordprocessingDrawing">
   <w:body>
-    <w:bookmarkStart w:id="39" w:name="supply_integration-learning-journal"/>
+    <w:bookmarkStart w:id="45" w:name="supply_integration-learning-journal"/>
     <w:p>
       <w:pPr>
         <w:pStyle w:val="Heading1"/>
@@ -917,7 +917,7 @@
         <w:rPr>
           <w:rStyle w:val="VerbatimChar"/>
         </w:rPr>
-        <w:t xml:space="preserve">/app/data/supply_integration.duckdb</w:t>
+        <w:t xml:space="preserve">/app/data/catalog_data_platform.duckdb</w:t>
       </w:r>
       <w:r>
         <w:t xml:space="preserve">.</w:t>
@@ -5941,9 +5941,1258 @@
         </w:tc>
       </w:tr>
     </w:tbl>
+    <w:p>
+      <w:r>
+        <w:pict>
+          <v:rect style="width:0;height:1.5pt" o:hralign="center" o:hrstd="t" o:hr="t"/>
+        </w:pict>
+      </w:r>
+    </w:p>
     <w:bookmarkEnd w:id="37"/>
     <w:bookmarkEnd w:id="38"/>
+    <w:bookmarkStart w:id="44" w:name="X1cd9911a651134732df4090704489d555dc79d6"/>
+    <w:p>
+      <w:pPr>
+        <w:pStyle w:val="Heading2"/>
+      </w:pPr>
+      <w:r>
+        <w:t xml:space="preserve">30 April 2026 — Airflow Orchestration, S3 Partition Strategy, and Variants Grain Fix</w:t>
+      </w:r>
+    </w:p>
+    <w:p>
+      <w:pPr>
+        <w:pStyle w:val="FirstParagraph"/>
+      </w:pPr>
+      <w:r>
+        <w:rPr>
+          <w:b/>
+          <w:bCs/>
+        </w:rPr>
+        <w:t xml:space="preserve">Focus:</w:t>
+      </w:r>
+      <w:r>
+        <w:t xml:space="preserve"> </w:t>
+      </w:r>
+      <w:r>
+        <w:t xml:space="preserve">Replacing the manual pipeline script with a proper Airflow DAG, fixing the</w:t>
+      </w:r>
+      <w:r>
+        <w:t xml:space="preserve"> </w:t>
+      </w:r>
+      <w:r>
+        <w:t xml:space="preserve">root cause of row duplication, adding partition cleanup, and correcting a grain</w:t>
+      </w:r>
+      <w:r>
+        <w:t xml:space="preserve"> </w:t>
+      </w:r>
+      <w:r>
+        <w:t xml:space="preserve">assumption in the variants mart.</w:t>
+      </w:r>
+    </w:p>
+    <w:bookmarkStart w:id="39" w:name="airflow-with-astronomer-astro"/>
+    <w:p>
+      <w:pPr>
+        <w:pStyle w:val="Heading3"/>
+      </w:pPr>
+      <w:r>
+        <w:t xml:space="preserve">Airflow with Astronomer Astro</w:t>
+      </w:r>
+    </w:p>
+    <w:p>
+      <w:pPr>
+        <w:pStyle w:val="FirstParagraph"/>
+      </w:pPr>
+      <w:r>
+        <w:rPr>
+          <w:rStyle w:val="VerbatimChar"/>
+        </w:rPr>
+        <w:t xml:space="preserve">run_pipeline.py</w:t>
+      </w:r>
+      <w:r>
+        <w:t xml:space="preserve"> </w:t>
+      </w:r>
+      <w:r>
+        <w:t xml:space="preserve">was a script — run it manually and it runs once. I replaced it with an</w:t>
+      </w:r>
+      <w:r>
+        <w:t xml:space="preserve"> </w:t>
+      </w:r>
+      <w:r>
+        <w:t xml:space="preserve">Airflow DAG using</w:t>
+      </w:r>
+      <w:r>
+        <w:t xml:space="preserve"> </w:t>
+      </w:r>
+      <w:r>
+        <w:rPr>
+          <w:b/>
+          <w:bCs/>
+        </w:rPr>
+        <w:t xml:space="preserve">Astronomer Astro</w:t>
+      </w:r>
+      <w:r>
+        <w:t xml:space="preserve"> </w:t>
+      </w:r>
+      <w:r>
+        <w:t xml:space="preserve">as the local development environment.</w:t>
+      </w:r>
+      <w:r>
+        <w:t xml:space="preserve"> </w:t>
+      </w:r>
+      <w:r>
+        <w:rPr>
+          <w:rStyle w:val="VerbatimChar"/>
+        </w:rPr>
+        <w:t xml:space="preserve">astro dev init</w:t>
+      </w:r>
+      <w:r>
+        <w:t xml:space="preserve"> </w:t>
+      </w:r>
+      <w:r>
+        <w:t xml:space="preserve">created the</w:t>
+      </w:r>
+      <w:r>
+        <w:t xml:space="preserve"> </w:t>
+      </w:r>
+      <w:r>
+        <w:rPr>
+          <w:rStyle w:val="VerbatimChar"/>
+        </w:rPr>
+        <w:t xml:space="preserve">airflow/</w:t>
+      </w:r>
+      <w:r>
+        <w:t xml:space="preserve"> </w:t>
+      </w:r>
+      <w:r>
+        <w:t xml:space="preserve">project structure;</w:t>
+      </w:r>
+      <w:r>
+        <w:t xml:space="preserve"> </w:t>
+      </w:r>
+      <w:r>
+        <w:rPr>
+          <w:rStyle w:val="VerbatimChar"/>
+        </w:rPr>
+        <w:t xml:space="preserve">astro dev start</w:t>
+      </w:r>
+      <w:r>
+        <w:t xml:space="preserve"> </w:t>
+      </w:r>
+      <w:r>
+        <w:t xml:space="preserve">boots the full Airflow stack</w:t>
+      </w:r>
+      <w:r>
+        <w:t xml:space="preserve"> </w:t>
+      </w:r>
+      <w:r>
+        <w:t xml:space="preserve">(scheduler, webserver, triggerer, Postgres metadata DB) in Docker. The webserver is at</w:t>
+      </w:r>
+      <w:r>
+        <w:t xml:space="preserve"> </w:t>
+      </w:r>
+      <w:r>
+        <w:rPr>
+          <w:rStyle w:val="VerbatimChar"/>
+        </w:rPr>
+        <w:t xml:space="preserve">localhost:8081</w:t>
+      </w:r>
+      <w:r>
+        <w:t xml:space="preserve">.</w:t>
+      </w:r>
+    </w:p>
+    <w:p>
+      <w:pPr>
+        <w:pStyle w:val="BodyText"/>
+      </w:pPr>
+      <w:r>
+        <w:t xml:space="preserve">The DAG (</w:t>
+      </w:r>
+      <w:r>
+        <w:rPr>
+          <w:rStyle w:val="VerbatimChar"/>
+        </w:rPr>
+        <w:t xml:space="preserve">airflow/dags/supply_integration.py</w:t>
+      </w:r>
+      <w:r>
+        <w:t xml:space="preserve">) uses the</w:t>
+      </w:r>
+      <w:r>
+        <w:t xml:space="preserve"> </w:t>
+      </w:r>
+      <w:r>
+        <w:rPr>
+          <w:b/>
+          <w:bCs/>
+        </w:rPr>
+        <w:t xml:space="preserve">TaskFlow API</w:t>
+      </w:r>
+      <w:r>
+        <w:t xml:space="preserve"> </w:t>
+      </w:r>
+      <w:r>
+        <w:t xml:space="preserve">(</w:t>
+      </w:r>
+      <w:r>
+        <w:rPr>
+          <w:rStyle w:val="VerbatimChar"/>
+        </w:rPr>
+        <w:t xml:space="preserve">@dag</w:t>
+      </w:r>
+      <w:r>
+        <w:t xml:space="preserve">,</w:t>
+      </w:r>
+      <w:r>
+        <w:t xml:space="preserve"> </w:t>
+      </w:r>
+      <w:r>
+        <w:rPr>
+          <w:rStyle w:val="VerbatimChar"/>
+        </w:rPr>
+        <w:t xml:space="preserve">@task</w:t>
+      </w:r>
+      <w:r>
+        <w:t xml:space="preserve"> </w:t>
+      </w:r>
+      <w:r>
+        <w:t xml:space="preserve">decorators) and</w:t>
+      </w:r>
+      <w:r>
+        <w:t xml:space="preserve"> </w:t>
+      </w:r>
+      <w:r>
+        <w:rPr>
+          <w:b/>
+          <w:bCs/>
+        </w:rPr>
+        <w:t xml:space="preserve">TaskGroups</w:t>
+      </w:r>
+      <w:r>
+        <w:t xml:space="preserve"> </w:t>
+      </w:r>
+      <w:r>
+        <w:t xml:space="preserve">to organise work:</w:t>
+      </w:r>
+    </w:p>
+    <w:p>
+      <w:pPr>
+        <w:pStyle w:val="SourceCode"/>
+      </w:pPr>
+      <w:r>
+        <w:rPr>
+          <w:rStyle w:val="VerbatimChar"/>
+        </w:rPr>
+        <w:t xml:space="preserve">extract.extract_mko ──┐</w:t>
+      </w:r>
+      <w:r>
+        <w:br/>
+      </w:r>
+      <w:r>
+        <w:rPr>
+          <w:rStyle w:val="VerbatimChar"/>
+        </w:rPr>
+        <w:t xml:space="preserve">                      ├──► transform.dbt_seed → transform.dbt_run → transform.dbt_test</w:t>
+      </w:r>
+      <w:r>
+        <w:br/>
+      </w:r>
+      <w:r>
+        <w:rPr>
+          <w:rStyle w:val="VerbatimChar"/>
+        </w:rPr>
+        <w:t xml:space="preserve">extract.extract_xdc ──┘</w:t>
+      </w:r>
+    </w:p>
+    <w:p>
+      <w:pPr>
+        <w:pStyle w:val="FirstParagraph"/>
+      </w:pPr>
+      <w:r>
+        <w:t xml:space="preserve">The two extract tasks run in parallel; both must succeed before transform begins. XDC</w:t>
+      </w:r>
+      <w:r>
+        <w:t xml:space="preserve"> </w:t>
+      </w:r>
+      <w:r>
+        <w:t xml:space="preserve">extraction is handled with an early return when</w:t>
+      </w:r>
+      <w:r>
+        <w:t xml:space="preserve"> </w:t>
+      </w:r>
+      <w:r>
+        <w:rPr>
+          <w:rStyle w:val="VerbatimChar"/>
+        </w:rPr>
+        <w:t xml:space="preserve">XDC_BASE_URL</w:t>
+      </w:r>
+      <w:r>
+        <w:t xml:space="preserve"> </w:t>
+      </w:r>
+      <w:r>
+        <w:t xml:space="preserve">is absent — simpler than</w:t>
+      </w:r>
+      <w:r>
+        <w:t xml:space="preserve"> </w:t>
+      </w:r>
+      <w:r>
+        <w:rPr>
+          <w:rStyle w:val="VerbatimChar"/>
+        </w:rPr>
+        <w:t xml:space="preserve">BranchPythonOperator</w:t>
+      </w:r>
+      <w:r>
+        <w:t xml:space="preserve"> </w:t>
+      </w:r>
+      <w:r>
+        <w:t xml:space="preserve">because there is only one downstream path.</w:t>
+      </w:r>
+    </w:p>
+    <w:p>
+      <w:pPr>
+        <w:pStyle w:val="BodyText"/>
+      </w:pPr>
+      <w:r>
+        <w:rPr>
+          <w:b/>
+          <w:bCs/>
+        </w:rPr>
+        <w:t xml:space="preserve">Seed hash optimisation:</w:t>
+      </w:r>
+      <w:r>
+        <w:t xml:space="preserve"> </w:t>
+      </w:r>
+      <w:r>
+        <w:rPr>
+          <w:rStyle w:val="VerbatimChar"/>
+        </w:rPr>
+        <w:t xml:space="preserve">dbt seed</w:t>
+      </w:r>
+      <w:r>
+        <w:t xml:space="preserve"> </w:t>
+      </w:r>
+      <w:r>
+        <w:t xml:space="preserve">loads reference CSVs that rarely change. The</w:t>
+      </w:r>
+      <w:r>
+        <w:t xml:space="preserve"> </w:t>
+      </w:r>
+      <w:r>
+        <w:rPr>
+          <w:rStyle w:val="VerbatimChar"/>
+        </w:rPr>
+        <w:t xml:space="preserve">dbt_seed</w:t>
+      </w:r>
+      <w:r>
+        <w:t xml:space="preserve"> </w:t>
+      </w:r>
+      <w:r>
+        <w:t xml:space="preserve">task computes an MD5 hash of all seed CSVs, compares it to a hash stored in</w:t>
+      </w:r>
+      <w:r>
+        <w:t xml:space="preserve"> </w:t>
+      </w:r>
+      <w:r>
+        <w:t xml:space="preserve">S3 at</w:t>
+      </w:r>
+      <w:r>
+        <w:t xml:space="preserve"> </w:t>
+      </w:r>
+      <w:r>
+        <w:rPr>
+          <w:rStyle w:val="VerbatimChar"/>
+        </w:rPr>
+        <w:t xml:space="preserve">state/seed_hash</w:t>
+      </w:r>
+      <w:r>
+        <w:t xml:space="preserve">, and skips the seed step if unchanged. This eliminates redundant</w:t>
+      </w:r>
+      <w:r>
+        <w:t xml:space="preserve"> </w:t>
+      </w:r>
+      <w:r>
+        <w:t xml:space="preserve">seeding on every daily run.</w:t>
+      </w:r>
+    </w:p>
+    <w:p>
+      <w:pPr>
+        <w:pStyle w:val="BodyText"/>
+      </w:pPr>
+      <w:r>
+        <w:rPr>
+          <w:b/>
+          <w:bCs/>
+        </w:rPr>
+        <w:t xml:space="preserve">docker-compose.override.yml</w:t>
+      </w:r>
+      <w:r>
+        <w:t xml:space="preserve"> </w:t>
+      </w:r>
+      <w:r>
+        <w:t xml:space="preserve">mounts the project root into all Airflow containers at</w:t>
+      </w:r>
+      <w:r>
+        <w:t xml:space="preserve"> </w:t>
+      </w:r>
+      <w:r>
+        <w:rPr>
+          <w:rStyle w:val="VerbatimChar"/>
+        </w:rPr>
+        <w:t xml:space="preserve">/usr/local/project</w:t>
+      </w:r>
+      <w:r>
+        <w:t xml:space="preserve"> </w:t>
+      </w:r>
+      <w:r>
+        <w:t xml:space="preserve">and injects credentials from the parent</w:t>
+      </w:r>
+      <w:r>
+        <w:t xml:space="preserve"> </w:t>
+      </w:r>
+      <w:r>
+        <w:rPr>
+          <w:rStyle w:val="VerbatimChar"/>
+        </w:rPr>
+        <w:t xml:space="preserve">.env</w:t>
+      </w:r>
+      <w:r>
+        <w:t xml:space="preserve"> </w:t>
+      </w:r>
+      <w:r>
+        <w:t xml:space="preserve">file. No code</w:t>
+      </w:r>
+      <w:r>
+        <w:t xml:space="preserve"> </w:t>
+      </w:r>
+      <w:r>
+        <w:t xml:space="preserve">copying or image rebuilding needed during development.</w:t>
+      </w:r>
+    </w:p>
     <w:bookmarkEnd w:id="39"/>
+    <w:bookmarkStart w:id="40" w:name="X4e9f41b609026220748605b58498d3691baa968"/>
+    <w:p>
+      <w:pPr>
+        <w:pStyle w:val="Heading3"/>
+      </w:pPr>
+      <w:r>
+        <w:t xml:space="preserve">S3 date-specific reads and the</w:t>
+      </w:r>
+      <w:r>
+        <w:t xml:space="preserve"> </w:t>
+      </w:r>
+      <w:r>
+        <w:rPr>
+          <w:rStyle w:val="VerbatimChar"/>
+        </w:rPr>
+        <w:t xml:space="preserve">run_date</w:t>
+      </w:r>
+      <w:r>
+        <w:t xml:space="preserve"> </w:t>
+      </w:r>
+      <w:r>
+        <w:t xml:space="preserve">variable</w:t>
+      </w:r>
+    </w:p>
+    <w:p>
+      <w:pPr>
+        <w:pStyle w:val="FirstParagraph"/>
+      </w:pPr>
+      <w:r>
+        <w:t xml:space="preserve">All 11 staging models (5 MKO + 6 XDC) previously read from S3 using a wildcard partition</w:t>
+      </w:r>
+      <w:r>
+        <w:t xml:space="preserve"> </w:t>
+      </w:r>
+      <w:r>
+        <w:t xml:space="preserve">(</w:t>
+      </w:r>
+      <w:r>
+        <w:rPr>
+          <w:rStyle w:val="VerbatimChar"/>
+        </w:rPr>
+        <w:t xml:space="preserve">*/</w:t>
+      </w:r>
+      <w:r>
+        <w:t xml:space="preserve">), which caused row duplication after multiple pipeline runs. This session fixes the</w:t>
+      </w:r>
+      <w:r>
+        <w:t xml:space="preserve"> </w:t>
+      </w:r>
+      <w:r>
+        <w:t xml:space="preserve">root cause: staging models now read only the current run’s partition:</w:t>
+      </w:r>
+    </w:p>
+    <w:p>
+      <w:pPr>
+        <w:pStyle w:val="SourceCode"/>
+      </w:pPr>
+      <w:r>
+        <w:rPr>
+          <w:rStyle w:val="KeywordTok"/>
+        </w:rPr>
+        <w:t xml:space="preserve">select</w:t>
+      </w:r>
+      <w:r>
+        <w:rPr>
+          <w:rStyle w:val="NormalTok"/>
+        </w:rPr>
+        <w:t xml:space="preserve"> </w:t>
+      </w:r>
+      <w:r>
+        <w:rPr>
+          <w:rStyle w:val="OperatorTok"/>
+        </w:rPr>
+        <w:t xml:space="preserve">*</w:t>
+      </w:r>
+      <w:r>
+        <w:rPr>
+          <w:rStyle w:val="NormalTok"/>
+        </w:rPr>
+        <w:t xml:space="preserve"> </w:t>
+      </w:r>
+      <w:r>
+        <w:rPr>
+          <w:rStyle w:val="KeywordTok"/>
+        </w:rPr>
+        <w:t xml:space="preserve">from</w:t>
+      </w:r>
+      <w:r>
+        <w:rPr>
+          <w:rStyle w:val="NormalTok"/>
+        </w:rPr>
+        <w:t xml:space="preserve"> read_parquet(</w:t>
+      </w:r>
+      <w:r>
+        <w:rPr>
+          <w:rStyle w:val="StringTok"/>
+        </w:rPr>
+        <w:t xml:space="preserve">'s3://{{ env_var("S3_BUCKET") }}/mko/raw/stock/{{ var("run_date") }}/stock.parquet'</w:t>
+      </w:r>
+      <w:r>
+        <w:rPr>
+          <w:rStyle w:val="NormalTok"/>
+        </w:rPr>
+        <w:t xml:space="preserve">)</w:t>
+      </w:r>
+    </w:p>
+    <w:p>
+      <w:pPr>
+        <w:pStyle w:val="FirstParagraph"/>
+      </w:pPr>
+      <w:r>
+        <w:rPr>
+          <w:rStyle w:val="VerbatimChar"/>
+        </w:rPr>
+        <w:t xml:space="preserve">run_date</w:t>
+      </w:r>
+      <w:r>
+        <w:t xml:space="preserve"> </w:t>
+      </w:r>
+      <w:r>
+        <w:t xml:space="preserve">is injected by the Airflow DAG’s</w:t>
+      </w:r>
+      <w:r>
+        <w:t xml:space="preserve"> </w:t>
+      </w:r>
+      <w:r>
+        <w:rPr>
+          <w:rStyle w:val="VerbatimChar"/>
+        </w:rPr>
+        <w:t xml:space="preserve">_dbt()</w:t>
+      </w:r>
+      <w:r>
+        <w:t xml:space="preserve"> </w:t>
+      </w:r>
+      <w:r>
+        <w:t xml:space="preserve">helper via</w:t>
+      </w:r>
+      <w:r>
+        <w:t xml:space="preserve"> </w:t>
+      </w:r>
+      <w:r>
+        <w:rPr>
+          <w:rStyle w:val="VerbatimChar"/>
+        </w:rPr>
+        <w:t xml:space="preserve">--vars '{run_date: 2026-04-30}'</w:t>
+      </w:r>
+      <w:r>
+        <w:t xml:space="preserve">.</w:t>
+      </w:r>
+      <w:r>
+        <w:t xml:space="preserve"> </w:t>
+      </w:r>
+      <w:r>
+        <w:t xml:space="preserve">This is the architectural join between the Airflow DAG and the S3 partition strategy —</w:t>
+      </w:r>
+      <w:r>
+        <w:t xml:space="preserve"> </w:t>
+      </w:r>
+      <w:r>
+        <w:t xml:space="preserve">Airflow owns the date; the staging models consume it.</w:t>
+      </w:r>
+    </w:p>
+    <w:bookmarkEnd w:id="40"/>
+    <w:bookmarkStart w:id="41" w:name="s3-partition-retention"/>
+    <w:p>
+      <w:pPr>
+        <w:pStyle w:val="Heading3"/>
+      </w:pPr>
+      <w:r>
+        <w:t xml:space="preserve">S3 partition retention</w:t>
+      </w:r>
+    </w:p>
+    <w:p>
+      <w:pPr>
+        <w:pStyle w:val="FirstParagraph"/>
+      </w:pPr>
+      <w:r>
+        <w:rPr>
+          <w:rStyle w:val="VerbatimChar"/>
+        </w:rPr>
+        <w:t xml:space="preserve">delete_partition()</w:t>
+      </w:r>
+      <w:r>
+        <w:t xml:space="preserve"> </w:t>
+      </w:r>
+      <w:r>
+        <w:t xml:space="preserve">added to</w:t>
+      </w:r>
+      <w:r>
+        <w:t xml:space="preserve"> </w:t>
+      </w:r>
+      <w:r>
+        <w:rPr>
+          <w:rStyle w:val="VerbatimChar"/>
+        </w:rPr>
+        <w:t xml:space="preserve">extractor/loader.py</w:t>
+      </w:r>
+      <w:r>
+        <w:t xml:space="preserve">. Both extractors call</w:t>
+      </w:r>
+      <w:r>
+        <w:t xml:space="preserve"> </w:t>
+      </w:r>
+      <w:r>
+        <w:rPr>
+          <w:rStyle w:val="VerbatimChar"/>
+        </w:rPr>
+        <w:t xml:space="preserve">_delete_old_partition()</w:t>
+      </w:r>
+      <w:r>
+        <w:t xml:space="preserve"> </w:t>
+      </w:r>
+      <w:r>
+        <w:t xml:space="preserve">after each upload, deleting the partition from two days ago</w:t>
+      </w:r>
+      <w:r>
+        <w:t xml:space="preserve"> </w:t>
+      </w:r>
+      <w:r>
+        <w:t xml:space="preserve">(keeping today + yesterday). Cleanup runs after upload so a failed extraction cannot</w:t>
+      </w:r>
+      <w:r>
+        <w:t xml:space="preserve"> </w:t>
+      </w:r>
+      <w:r>
+        <w:t xml:space="preserve">delete data before the new partition is in place.</w:t>
+      </w:r>
+    </w:p>
+    <w:bookmarkEnd w:id="41"/>
+    <w:bookmarkStart w:id="42" w:name="variants-mart-grain-correction"/>
+    <w:p>
+      <w:pPr>
+        <w:pStyle w:val="Heading3"/>
+      </w:pPr>
+      <w:r>
+        <w:t xml:space="preserve">Variants mart grain correction</w:t>
+      </w:r>
+    </w:p>
+    <w:p>
+      <w:pPr>
+        <w:pStyle w:val="FirstParagraph"/>
+      </w:pPr>
+      <w:r>
+        <w:rPr>
+          <w:rStyle w:val="VerbatimChar"/>
+        </w:rPr>
+        <w:t xml:space="preserve">variant_id</w:t>
+      </w:r>
+      <w:r>
+        <w:t xml:space="preserve"> </w:t>
+      </w:r>
+      <w:r>
+        <w:t xml:space="preserve">alone is not a unique key in the variants mart: MKO’s</w:t>
+      </w:r>
+      <w:r>
+        <w:t xml:space="preserve"> </w:t>
+      </w:r>
+      <w:r>
+        <w:rPr>
+          <w:rStyle w:val="VerbatimChar"/>
+        </w:rPr>
+        <w:t xml:space="preserve">matnr</w:t>
+      </w:r>
+      <w:r>
+        <w:t xml:space="preserve"> </w:t>
+      </w:r>
+      <w:r>
+        <w:t xml:space="preserve">is shared</w:t>
+      </w:r>
+      <w:r>
+        <w:t xml:space="preserve"> </w:t>
+      </w:r>
+      <w:r>
+        <w:t xml:space="preserve">across product groups. The correct grain is</w:t>
+      </w:r>
+      <w:r>
+        <w:t xml:space="preserve"> </w:t>
+      </w:r>
+      <w:r>
+        <w:rPr>
+          <w:rStyle w:val="VerbatimChar"/>
+        </w:rPr>
+        <w:t xml:space="preserve">(supplier, product_ref, variant_id)</w:t>
+      </w:r>
+      <w:r>
+        <w:t xml:space="preserve">.</w:t>
+      </w:r>
+      <w:r>
+        <w:t xml:space="preserve"> </w:t>
+      </w:r>
+      <w:r>
+        <w:t xml:space="preserve">The</w:t>
+      </w:r>
+      <w:r>
+        <w:t xml:space="preserve"> </w:t>
+      </w:r>
+      <w:r>
+        <w:rPr>
+          <w:rStyle w:val="VerbatimChar"/>
+        </w:rPr>
+        <w:t xml:space="preserve">unique</w:t>
+      </w:r>
+      <w:r>
+        <w:t xml:space="preserve"> </w:t>
+      </w:r>
+      <w:r>
+        <w:t xml:space="preserve">test was removed, the description updated, and the custom test rewritten</w:t>
+      </w:r>
+      <w:r>
+        <w:t xml:space="preserve"> </w:t>
+      </w:r>
+      <w:r>
+        <w:t xml:space="preserve">to assert the composite key.</w:t>
+      </w:r>
+      <w:r>
+        <w:t xml:space="preserve"> </w:t>
+      </w:r>
+      <w:r>
+        <w:rPr>
+          <w:rStyle w:val="VerbatimChar"/>
+        </w:rPr>
+        <w:t xml:space="preserve">int_xdc_variants.sql</w:t>
+      </w:r>
+      <w:r>
+        <w:t xml:space="preserve"> </w:t>
+      </w:r>
+      <w:r>
+        <w:t xml:space="preserve">gained</w:t>
+      </w:r>
+      <w:r>
+        <w:t xml:space="preserve"> </w:t>
+      </w:r>
+      <w:r>
+        <w:rPr>
+          <w:rStyle w:val="VerbatimChar"/>
+        </w:rPr>
+        <w:t xml:space="preserve">QUALIFY</w:t>
+      </w:r>
+      <w:r>
+        <w:t xml:space="preserve"> </w:t>
+      </w:r>
+      <w:r>
+        <w:t xml:space="preserve">deduplication as</w:t>
+      </w:r>
+      <w:r>
+        <w:t xml:space="preserve"> </w:t>
+      </w:r>
+      <w:r>
+        <w:t xml:space="preserve">a defensive measure.</w:t>
+      </w:r>
+    </w:p>
+    <w:bookmarkEnd w:id="42"/>
+    <w:bookmarkStart w:id="43" w:name="current-project-state-3"/>
+    <w:p>
+      <w:pPr>
+        <w:pStyle w:val="Heading3"/>
+      </w:pPr>
+      <w:r>
+        <w:t xml:space="preserve">Current Project State</w:t>
+      </w:r>
+    </w:p>
+    <w:tbl>
+      <w:tblPr>
+        <w:tblStyle w:val="Table"/>
+        <w:tblW w:type="pct" w:w="5000"/>
+        <w:tblLayout w:type="fixed"/>
+        <w:tblLook w:firstRow="1" w:lastRow="0" w:firstColumn="0" w:lastColumn="0" w:noHBand="0" w:noVBand="0" w:val="0020"/>
+      </w:tblPr>
+      <w:tblGrid>
+        <w:gridCol w:w="3960"/>
+        <w:gridCol w:w="3960"/>
+      </w:tblGrid>
+      <w:tr>
+        <w:trPr>
+          <w:tblHeader w:val="on"/>
+        </w:trPr>
+        <w:tc>
+          <w:tcPr/>
+          <w:p>
+            <w:pPr>
+              <w:pStyle w:val="Compact"/>
+            </w:pPr>
+            <w:r>
+              <w:t xml:space="preserve">Component</w:t>
+            </w:r>
+          </w:p>
+        </w:tc>
+        <w:tc>
+          <w:tcPr/>
+          <w:p>
+            <w:pPr>
+              <w:pStyle w:val="Compact"/>
+            </w:pPr>
+            <w:r>
+              <w:t xml:space="preserve">Status</w:t>
+            </w:r>
+          </w:p>
+        </w:tc>
+      </w:tr>
+      <w:tr>
+        <w:tc>
+          <w:tcPr/>
+          <w:p>
+            <w:pPr>
+              <w:pStyle w:val="Compact"/>
+            </w:pPr>
+            <w:r>
+              <w:t xml:space="preserve">AWS S3 + IAM</w:t>
+            </w:r>
+          </w:p>
+        </w:tc>
+        <w:tc>
+          <w:tcPr/>
+          <w:p>
+            <w:pPr>
+              <w:pStyle w:val="Compact"/>
+            </w:pPr>
+            <w:r>
+              <w:t xml:space="preserve">Done</w:t>
+            </w:r>
+          </w:p>
+        </w:tc>
+      </w:tr>
+      <w:tr>
+        <w:tc>
+          <w:tcPr/>
+          <w:p>
+            <w:pPr>
+              <w:pStyle w:val="Compact"/>
+            </w:pPr>
+            <w:r>
+              <w:t xml:space="preserve">Python extractor (MKO — 5 XML feeds)</w:t>
+            </w:r>
+          </w:p>
+        </w:tc>
+        <w:tc>
+          <w:tcPr/>
+          <w:p>
+            <w:pPr>
+              <w:pStyle w:val="Compact"/>
+            </w:pPr>
+            <w:r>
+              <w:t xml:space="preserve">Done</w:t>
+            </w:r>
+          </w:p>
+        </w:tc>
+      </w:tr>
+      <w:tr>
+        <w:tc>
+          <w:tcPr/>
+          <w:p>
+            <w:pPr>
+              <w:pStyle w:val="Compact"/>
+            </w:pPr>
+            <w:r>
+              <w:t xml:space="preserve">Python extractor (XDC — 5 XLSX feeds)</w:t>
+            </w:r>
+          </w:p>
+        </w:tc>
+        <w:tc>
+          <w:tcPr/>
+          <w:p>
+            <w:pPr>
+              <w:pStyle w:val="Compact"/>
+            </w:pPr>
+            <w:r>
+              <w:t xml:space="preserve">Done</w:t>
+            </w:r>
+          </w:p>
+        </w:tc>
+      </w:tr>
+      <w:tr>
+        <w:tc>
+          <w:tcPr/>
+          <w:p>
+            <w:pPr>
+              <w:pStyle w:val="Compact"/>
+            </w:pPr>
+            <w:r>
+              <w:t xml:space="preserve">S3 partition retention (delete_partition, 2-day window)</w:t>
+            </w:r>
+          </w:p>
+        </w:tc>
+        <w:tc>
+          <w:tcPr/>
+          <w:p>
+            <w:pPr>
+              <w:pStyle w:val="Compact"/>
+            </w:pPr>
+            <w:r>
+              <w:t xml:space="preserve">Done</w:t>
+            </w:r>
+          </w:p>
+        </w:tc>
+      </w:tr>
+      <w:tr>
+        <w:tc>
+          <w:tcPr/>
+          <w:p>
+            <w:pPr>
+              <w:pStyle w:val="Compact"/>
+            </w:pPr>
+            <w:r>
+              <w:t xml:space="preserve">dbt staging layer — date-specific partition reads via</w:t>
+            </w:r>
+            <w:r>
+              <w:t xml:space="preserve"> </w:t>
+            </w:r>
+            <w:r>
+              <w:rPr>
+                <w:rStyle w:val="VerbatimChar"/>
+              </w:rPr>
+              <w:t xml:space="preserve">run_date</w:t>
+            </w:r>
+            <w:r>
+              <w:t xml:space="preserve"> </w:t>
+            </w:r>
+            <w:r>
+              <w:t xml:space="preserve">var</w:t>
+            </w:r>
+          </w:p>
+        </w:tc>
+        <w:tc>
+          <w:tcPr/>
+          <w:p>
+            <w:pPr>
+              <w:pStyle w:val="Compact"/>
+            </w:pPr>
+            <w:r>
+              <w:t xml:space="preserve">Done</w:t>
+            </w:r>
+          </w:p>
+        </w:tc>
+      </w:tr>
+      <w:tr>
+        <w:tc>
+          <w:tcPr/>
+          <w:p>
+            <w:pPr>
+              <w:pStyle w:val="Compact"/>
+            </w:pPr>
+            <w:r>
+              <w:t xml:space="preserve">dbt intermediate layer (MKO: 6 models, XDC: 6 models)</w:t>
+            </w:r>
+          </w:p>
+        </w:tc>
+        <w:tc>
+          <w:tcPr/>
+          <w:p>
+            <w:pPr>
+              <w:pStyle w:val="Compact"/>
+            </w:pPr>
+            <w:r>
+              <w:t xml:space="preserve">Done</w:t>
+            </w:r>
+          </w:p>
+        </w:tc>
+      </w:tr>
+      <w:tr>
+        <w:tc>
+          <w:tcPr/>
+          <w:p>
+            <w:pPr>
+              <w:pStyle w:val="Compact"/>
+            </w:pPr>
+            <w:r>
+              <w:t xml:space="preserve">dbt canonical mart models (conditional Jinja unions)</w:t>
+            </w:r>
+          </w:p>
+        </w:tc>
+        <w:tc>
+          <w:tcPr/>
+          <w:p>
+            <w:pPr>
+              <w:pStyle w:val="Compact"/>
+            </w:pPr>
+            <w:r>
+              <w:t xml:space="preserve">Done</w:t>
+            </w:r>
+          </w:p>
+        </w:tc>
+      </w:tr>
+      <w:tr>
+        <w:tc>
+          <w:tcPr/>
+          <w:p>
+            <w:pPr>
+              <w:pStyle w:val="Compact"/>
+            </w:pPr>
+            <w:r>
+              <w:t xml:space="preserve">dbt seeds (4 seeds)</w:t>
+            </w:r>
+          </w:p>
+        </w:tc>
+        <w:tc>
+          <w:tcPr/>
+          <w:p>
+            <w:pPr>
+              <w:pStyle w:val="Compact"/>
+            </w:pPr>
+            <w:r>
+              <w:t xml:space="preserve">Done</w:t>
+            </w:r>
+          </w:p>
+        </w:tc>
+      </w:tr>
+      <w:tr>
+        <w:tc>
+          <w:tcPr/>
+          <w:p>
+            <w:pPr>
+              <w:pStyle w:val="Compact"/>
+            </w:pPr>
+            <w:r>
+              <w:t xml:space="preserve">Variants mart grain corrected to (supplier, product_ref, variant_id)</w:t>
+            </w:r>
+          </w:p>
+        </w:tc>
+        <w:tc>
+          <w:tcPr/>
+          <w:p>
+            <w:pPr>
+              <w:pStyle w:val="Compact"/>
+            </w:pPr>
+            <w:r>
+              <w:t xml:space="preserve">Done</w:t>
+            </w:r>
+          </w:p>
+        </w:tc>
+      </w:tr>
+      <w:tr>
+        <w:tc>
+          <w:tcPr/>
+          <w:p>
+            <w:pPr>
+              <w:pStyle w:val="Compact"/>
+            </w:pPr>
+            <w:r>
+              <w:t xml:space="preserve">SupplierExtractor ABC + MkoExtractor + XdcExtractor</w:t>
+            </w:r>
+          </w:p>
+        </w:tc>
+        <w:tc>
+          <w:tcPr/>
+          <w:p>
+            <w:pPr>
+              <w:pStyle w:val="Compact"/>
+            </w:pPr>
+            <w:r>
+              <w:t xml:space="preserve">Done</w:t>
+            </w:r>
+          </w:p>
+        </w:tc>
+      </w:tr>
+      <w:tr>
+        <w:tc>
+          <w:tcPr/>
+          <w:p>
+            <w:pPr>
+              <w:pStyle w:val="Compact"/>
+            </w:pPr>
+            <w:r>
+              <w:t xml:space="preserve">Shared UI modules (db.py, supplier_reference.py, basket.py)</w:t>
+            </w:r>
+          </w:p>
+        </w:tc>
+        <w:tc>
+          <w:tcPr/>
+          <w:p>
+            <w:pPr>
+              <w:pStyle w:val="Compact"/>
+            </w:pPr>
+            <w:r>
+              <w:t xml:space="preserve">Done</w:t>
+            </w:r>
+          </w:p>
+        </w:tc>
+      </w:tr>
+      <w:tr>
+        <w:tc>
+          <w:tcPr/>
+          <w:p>
+            <w:pPr>
+              <w:pStyle w:val="Compact"/>
+            </w:pPr>
+            <w:r>
+              <w:t xml:space="preserve">Streamlit UI (4 pages — Home, Catalog, Configure Order, Catman)</w:t>
+            </w:r>
+          </w:p>
+        </w:tc>
+        <w:tc>
+          <w:tcPr/>
+          <w:p>
+            <w:pPr>
+              <w:pStyle w:val="Compact"/>
+            </w:pPr>
+            <w:r>
+              <w:t xml:space="preserve">Done</w:t>
+            </w:r>
+          </w:p>
+        </w:tc>
+      </w:tr>
+      <w:tr>
+        <w:tc>
+          <w:tcPr/>
+          <w:p>
+            <w:pPr>
+              <w:pStyle w:val="Compact"/>
+            </w:pPr>
+            <w:r>
+              <w:t xml:space="preserve">Dockerfile + Docker Compose</w:t>
+            </w:r>
+          </w:p>
+        </w:tc>
+        <w:tc>
+          <w:tcPr/>
+          <w:p>
+            <w:pPr>
+              <w:pStyle w:val="Compact"/>
+            </w:pPr>
+            <w:r>
+              <w:t xml:space="preserve">Done</w:t>
+            </w:r>
+          </w:p>
+        </w:tc>
+      </w:tr>
+      <w:tr>
+        <w:tc>
+          <w:tcPr/>
+          <w:p>
+            <w:pPr>
+              <w:pStyle w:val="Compact"/>
+            </w:pPr>
+            <w:r>
+              <w:t xml:space="preserve">README</w:t>
+            </w:r>
+          </w:p>
+        </w:tc>
+        <w:tc>
+          <w:tcPr/>
+          <w:p>
+            <w:pPr>
+              <w:pStyle w:val="Compact"/>
+            </w:pPr>
+            <w:r>
+              <w:t xml:space="preserve">Done</w:t>
+            </w:r>
+          </w:p>
+        </w:tc>
+      </w:tr>
+      <w:tr>
+        <w:tc>
+          <w:tcPr/>
+          <w:p>
+            <w:pPr>
+              <w:pStyle w:val="Compact"/>
+            </w:pPr>
+            <w:r>
+              <w:t xml:space="preserve">Unit tests (extractor layer, 28 tests)</w:t>
+            </w:r>
+          </w:p>
+        </w:tc>
+        <w:tc>
+          <w:tcPr/>
+          <w:p>
+            <w:pPr>
+              <w:pStyle w:val="Compact"/>
+            </w:pPr>
+            <w:r>
+              <w:t xml:space="preserve">Done</w:t>
+            </w:r>
+          </w:p>
+        </w:tc>
+      </w:tr>
+      <w:tr>
+        <w:tc>
+          <w:tcPr/>
+          <w:p>
+            <w:pPr>
+              <w:pStyle w:val="Compact"/>
+            </w:pPr>
+            <w:r>
+              <w:t xml:space="preserve">Airflow DAG (Astronomer Astro, TaskFlow API, seed hash optimisation)</w:t>
+            </w:r>
+          </w:p>
+        </w:tc>
+        <w:tc>
+          <w:tcPr/>
+          <w:p>
+            <w:pPr>
+              <w:pStyle w:val="Compact"/>
+            </w:pPr>
+            <w:r>
+              <w:t xml:space="preserve">Done</w:t>
+            </w:r>
+          </w:p>
+        </w:tc>
+      </w:tr>
+      <w:tr>
+        <w:tc>
+          <w:tcPr/>
+          <w:p>
+            <w:pPr>
+              <w:pStyle w:val="Compact"/>
+            </w:pPr>
+            <w:r>
+              <w:t xml:space="preserve">CI/CD with GitHub Actions</w:t>
+            </w:r>
+          </w:p>
+        </w:tc>
+        <w:tc>
+          <w:tcPr/>
+          <w:p>
+            <w:pPr>
+              <w:pStyle w:val="Compact"/>
+            </w:pPr>
+            <w:r>
+              <w:t xml:space="preserve">Not started</w:t>
+            </w:r>
+          </w:p>
+        </w:tc>
+      </w:tr>
+    </w:tbl>
+    <w:bookmarkEnd w:id="43"/>
+    <w:bookmarkEnd w:id="44"/>
+    <w:bookmarkEnd w:id="45"/>
     <w:sectPr>
       <w:footnotePr>
         <w:numRestart w:val="eachSect"/>

--- a/docs/catalog_platform_journal.docx
+++ b/docs/catalog_platform_journal.docx
@@ -2,7 +2,7 @@
 <file path=word/document.xml><?xml version="1.0" encoding="utf-8"?>
 <w:document xmlns:w="http://schemas.openxmlformats.org/wordprocessingml/2006/main" xmlns:m="http://schemas.openxmlformats.org/officeDocument/2006/math" xmlns:r="http://schemas.openxmlformats.org/officeDocument/2006/relationships" xmlns:o="urn:schemas-microsoft-com:office:office" xmlns:v="urn:schemas-microsoft-com:vml" xmlns:w10="urn:schemas-microsoft-com:office:word" xmlns:a="http://schemas.openxmlformats.org/drawingml/2006/main" xmlns:pic="http://schemas.openxmlformats.org/drawingml/2006/picture" xmlns:wp="http://schemas.openxmlformats.org/drawingml/2006/wordprocessingDrawing">
   <w:body>
-    <w:bookmarkStart w:id="45" w:name="supply_integration-learning-journal"/>
+    <w:bookmarkStart w:id="50" w:name="supply_integration-learning-journal"/>
     <w:p>
       <w:pPr>
         <w:pStyle w:val="Heading1"/>
@@ -5950,13 +5950,13 @@
     </w:p>
     <w:bookmarkEnd w:id="37"/>
     <w:bookmarkEnd w:id="38"/>
-    <w:bookmarkStart w:id="44" w:name="X1cd9911a651134732df4090704489d555dc79d6"/>
+    <w:bookmarkStart w:id="43" w:name="Xbba8d3f86ff0f61412de9ce59a4421c21587d0e"/>
     <w:p>
       <w:pPr>
         <w:pStyle w:val="Heading2"/>
       </w:pPr>
       <w:r>
-        <w:t xml:space="preserve">30 April 2026 — Airflow Orchestration, S3 Partition Strategy, and Variants Grain Fix</w:t>
+        <w:t xml:space="preserve">30 April 2026 — CI/CD, Airflow Validation, and QUALIFY Investigation</w:t>
       </w:r>
     </w:p>
     <w:p>
@@ -5974,28 +5974,28 @@
         <w:t xml:space="preserve"> </w:t>
       </w:r>
       <w:r>
-        <w:t xml:space="preserve">Replacing the manual pipeline script with a proper Airflow DAG, fixing the</w:t>
-      </w:r>
-      <w:r>
-        <w:t xml:space="preserve"> </w:t>
-      </w:r>
-      <w:r>
-        <w:t xml:space="preserve">root cause of row duplication, adding partition cleanup, and correcting a grain</w:t>
-      </w:r>
-      <w:r>
-        <w:t xml:space="preserve"> </w:t>
-      </w:r>
-      <w:r>
-        <w:t xml:space="preserve">assumption in the variants mart.</w:t>
-      </w:r>
-    </w:p>
-    <w:bookmarkStart w:id="39" w:name="airflow-with-astronomer-astro"/>
+        <w:t xml:space="preserve">Completing the project plan — GitHub Actions CI, confirming the Airflow DAG</w:t>
+      </w:r>
+      <w:r>
+        <w:t xml:space="preserve"> </w:t>
+      </w:r>
+      <w:r>
+        <w:t xml:space="preserve">runs end-to-end, and investigating whether a Day 10 deduplication workaround could be</w:t>
+      </w:r>
+      <w:r>
+        <w:t xml:space="preserve"> </w:t>
+      </w:r>
+      <w:r>
+        <w:t xml:space="preserve">removed.</w:t>
+      </w:r>
+    </w:p>
+    <w:bookmarkStart w:id="39" w:name="github-actions-ci"/>
     <w:p>
       <w:pPr>
         <w:pStyle w:val="Heading3"/>
       </w:pPr>
       <w:r>
-        <w:t xml:space="preserve">Airflow with Astronomer Astro</w:t>
+        <w:t xml:space="preserve">GitHub Actions CI</w:t>
       </w:r>
     </w:p>
     <w:p>
@@ -6006,200 +6006,128 @@
         <w:rPr>
           <w:rStyle w:val="VerbatimChar"/>
         </w:rPr>
-        <w:t xml:space="preserve">run_pipeline.py</w:t>
-      </w:r>
-      <w:r>
-        <w:t xml:space="preserve"> </w:t>
-      </w:r>
-      <w:r>
-        <w:t xml:space="preserve">was a script — run it manually and it runs once. I replaced it with an</w:t>
-      </w:r>
-      <w:r>
-        <w:t xml:space="preserve"> </w:t>
-      </w:r>
-      <w:r>
-        <w:t xml:space="preserve">Airflow DAG using</w:t>
-      </w:r>
-      <w:r>
-        <w:t xml:space="preserve"> </w:t>
-      </w:r>
-      <w:r>
-        <w:rPr>
-          <w:b/>
-          <w:bCs/>
-        </w:rPr>
-        <w:t xml:space="preserve">Astronomer Astro</w:t>
-      </w:r>
-      <w:r>
-        <w:t xml:space="preserve"> </w:t>
-      </w:r>
-      <w:r>
-        <w:t xml:space="preserve">as the local development environment.</w:t>
-      </w:r>
-      <w:r>
-        <w:t xml:space="preserve"> </w:t>
-      </w:r>
-      <w:r>
-        <w:rPr>
-          <w:rStyle w:val="VerbatimChar"/>
-        </w:rPr>
-        <w:t xml:space="preserve">astro dev init</w:t>
-      </w:r>
-      <w:r>
-        <w:t xml:space="preserve"> </w:t>
-      </w:r>
-      <w:r>
-        <w:t xml:space="preserve">created the</w:t>
-      </w:r>
-      <w:r>
-        <w:t xml:space="preserve"> </w:t>
-      </w:r>
-      <w:r>
-        <w:rPr>
-          <w:rStyle w:val="VerbatimChar"/>
-        </w:rPr>
-        <w:t xml:space="preserve">airflow/</w:t>
-      </w:r>
-      <w:r>
-        <w:t xml:space="preserve"> </w:t>
-      </w:r>
-      <w:r>
-        <w:t xml:space="preserve">project structure;</w:t>
-      </w:r>
-      <w:r>
-        <w:t xml:space="preserve"> </w:t>
-      </w:r>
-      <w:r>
-        <w:rPr>
-          <w:rStyle w:val="VerbatimChar"/>
-        </w:rPr>
-        <w:t xml:space="preserve">astro dev start</w:t>
-      </w:r>
-      <w:r>
-        <w:t xml:space="preserve"> </w:t>
-      </w:r>
-      <w:r>
-        <w:t xml:space="preserve">boots the full Airflow stack</w:t>
-      </w:r>
-      <w:r>
-        <w:t xml:space="preserve"> </w:t>
-      </w:r>
-      <w:r>
-        <w:t xml:space="preserve">(scheduler, webserver, triggerer, Postgres metadata DB) in Docker. The webserver is at</w:t>
-      </w:r>
-      <w:r>
-        <w:t xml:space="preserve"> </w:t>
-      </w:r>
-      <w:r>
-        <w:rPr>
-          <w:rStyle w:val="VerbatimChar"/>
-        </w:rPr>
-        <w:t xml:space="preserve">localhost:8081</w:t>
-      </w:r>
-      <w:r>
-        <w:t xml:space="preserve">.</w:t>
-      </w:r>
-    </w:p>
-    <w:p>
-      <w:pPr>
-        <w:pStyle w:val="BodyText"/>
-      </w:pPr>
-      <w:r>
-        <w:t xml:space="preserve">The DAG (</w:t>
-      </w:r>
-      <w:r>
-        <w:rPr>
-          <w:rStyle w:val="VerbatimChar"/>
-        </w:rPr>
-        <w:t xml:space="preserve">airflow/dags/supply_integration.py</w:t>
-      </w:r>
-      <w:r>
-        <w:t xml:space="preserve">) uses the</w:t>
-      </w:r>
-      <w:r>
-        <w:t xml:space="preserve"> </w:t>
-      </w:r>
-      <w:r>
-        <w:rPr>
-          <w:b/>
-          <w:bCs/>
-        </w:rPr>
-        <w:t xml:space="preserve">TaskFlow API</w:t>
-      </w:r>
-      <w:r>
-        <w:t xml:space="preserve"> </w:t>
-      </w:r>
-      <w:r>
-        <w:t xml:space="preserve">(</w:t>
-      </w:r>
-      <w:r>
-        <w:rPr>
-          <w:rStyle w:val="VerbatimChar"/>
-        </w:rPr>
-        <w:t xml:space="preserve">@dag</w:t>
-      </w:r>
-      <w:r>
-        <w:t xml:space="preserve">,</w:t>
-      </w:r>
-      <w:r>
-        <w:t xml:space="preserve"> </w:t>
-      </w:r>
-      <w:r>
-        <w:rPr>
-          <w:rStyle w:val="VerbatimChar"/>
-        </w:rPr>
-        <w:t xml:space="preserve">@task</w:t>
-      </w:r>
-      <w:r>
-        <w:t xml:space="preserve"> </w:t>
-      </w:r>
-      <w:r>
-        <w:t xml:space="preserve">decorators) and</w:t>
-      </w:r>
-      <w:r>
-        <w:t xml:space="preserve"> </w:t>
-      </w:r>
-      <w:r>
-        <w:rPr>
-          <w:b/>
-          <w:bCs/>
-        </w:rPr>
-        <w:t xml:space="preserve">TaskGroups</w:t>
-      </w:r>
-      <w:r>
-        <w:t xml:space="preserve"> </w:t>
-      </w:r>
-      <w:r>
-        <w:t xml:space="preserve">to organise work:</w:t>
-      </w:r>
-    </w:p>
-    <w:p>
-      <w:pPr>
-        <w:pStyle w:val="SourceCode"/>
-      </w:pPr>
-      <w:r>
-        <w:rPr>
-          <w:rStyle w:val="VerbatimChar"/>
-        </w:rPr>
-        <w:t xml:space="preserve">extract.extract_mko ──┐</w:t>
-      </w:r>
-      <w:r>
-        <w:br/>
-      </w:r>
-      <w:r>
-        <w:rPr>
-          <w:rStyle w:val="VerbatimChar"/>
-        </w:rPr>
-        <w:t xml:space="preserve">                      ├──► transform.dbt_seed → transform.dbt_run → transform.dbt_test</w:t>
-      </w:r>
-      <w:r>
-        <w:br/>
-      </w:r>
-      <w:r>
-        <w:rPr>
-          <w:rStyle w:val="VerbatimChar"/>
-        </w:rPr>
-        <w:t xml:space="preserve">extract.extract_xdc ──┘</w:t>
+        <w:t xml:space="preserve">.github/workflows/ci.yml</w:t>
+      </w:r>
+      <w:r>
+        <w:t xml:space="preserve"> </w:t>
+      </w:r>
+      <w:r>
+        <w:t xml:space="preserve">runs on every push and pull request to</w:t>
+      </w:r>
+      <w:r>
+        <w:t xml:space="preserve"> </w:t>
+      </w:r>
+      <w:r>
+        <w:rPr>
+          <w:rStyle w:val="VerbatimChar"/>
+        </w:rPr>
+        <w:t xml:space="preserve">main</w:t>
+      </w:r>
+      <w:r>
+        <w:t xml:space="preserve">. A single job</w:t>
+      </w:r>
+      <w:r>
+        <w:t xml:space="preserve"> </w:t>
+      </w:r>
+      <w:r>
+        <w:t xml:space="preserve">runs</w:t>
+      </w:r>
+      <w:r>
+        <w:t xml:space="preserve"> </w:t>
+      </w:r>
+      <w:r>
+        <w:rPr>
+          <w:rStyle w:val="VerbatimChar"/>
+        </w:rPr>
+        <w:t xml:space="preserve">pytest tests/</w:t>
+      </w:r>
+      <w:r>
+        <w:t xml:space="preserve"> </w:t>
+      </w:r>
+      <w:r>
+        <w:t xml:space="preserve">(28 unit tests, no credentials needed) followed by</w:t>
+      </w:r>
+      <w:r>
+        <w:t xml:space="preserve"> </w:t>
+      </w:r>
+      <w:r>
+        <w:rPr>
+          <w:rStyle w:val="VerbatimChar"/>
+        </w:rPr>
+        <w:t xml:space="preserve">dbt parse</w:t>
+      </w:r>
+      <w:r>
+        <w:t xml:space="preserve"> </w:t>
+      </w:r>
+      <w:r>
+        <w:t xml:space="preserve">(validates all 34 models’ SQL syntax).</w:t>
+      </w:r>
+      <w:r>
+        <w:t xml:space="preserve"> </w:t>
+      </w:r>
+      <w:r>
+        <w:rPr>
+          <w:rStyle w:val="VerbatimChar"/>
+        </w:rPr>
+        <w:t xml:space="preserve">dbt parse</w:t>
+      </w:r>
+      <w:r>
+        <w:t xml:space="preserve"> </w:t>
+      </w:r>
+      <w:r>
+        <w:t xml:space="preserve">does not connect to DuckDB or S3 but</w:t>
+      </w:r>
+      <w:r>
+        <w:t xml:space="preserve"> </w:t>
+      </w:r>
+      <w:r>
+        <w:t xml:space="preserve">does require</w:t>
+      </w:r>
+      <w:r>
+        <w:t xml:space="preserve"> </w:t>
+      </w:r>
+      <w:r>
+        <w:rPr>
+          <w:rStyle w:val="VerbatimChar"/>
+        </w:rPr>
+        <w:t xml:space="preserve">AWS_ACCESS_KEY_ID</w:t>
+      </w:r>
+      <w:r>
+        <w:t xml:space="preserve"> </w:t>
+      </w:r>
+      <w:r>
+        <w:t xml:space="preserve">to be set because</w:t>
+      </w:r>
+      <w:r>
+        <w:t xml:space="preserve"> </w:t>
+      </w:r>
+      <w:r>
+        <w:rPr>
+          <w:rStyle w:val="VerbatimChar"/>
+        </w:rPr>
+        <w:t xml:space="preserve">profiles.yml</w:t>
+      </w:r>
+      <w:r>
+        <w:t xml:space="preserve"> </w:t>
+      </w:r>
+      <w:r>
+        <w:t xml:space="preserve">references it without a</w:t>
+      </w:r>
+      <w:r>
+        <w:t xml:space="preserve"> </w:t>
+      </w:r>
+      <w:r>
+        <w:t xml:space="preserve">default — dummy values are passed in the workflow environment.</w:t>
+      </w:r>
+    </w:p>
+    <w:bookmarkEnd w:id="39"/>
+    <w:bookmarkStart w:id="40" w:name="airflow-dag-end-to-end"/>
+    <w:p>
+      <w:pPr>
+        <w:pStyle w:val="Heading3"/>
+      </w:pPr>
+      <w:r>
+        <w:t xml:space="preserve">Airflow DAG End-to-End</w:t>
       </w:r>
     </w:p>
     <w:p>
@@ -6207,188 +6135,35 @@
         <w:pStyle w:val="FirstParagraph"/>
       </w:pPr>
       <w:r>
-        <w:t xml:space="preserve">The two extract tasks run in parallel; both must succeed before transform begins. XDC</w:t>
-      </w:r>
-      <w:r>
-        <w:t xml:space="preserve"> </w:t>
-      </w:r>
-      <w:r>
-        <w:t xml:space="preserve">extraction is handled with an early return when</w:t>
-      </w:r>
-      <w:r>
-        <w:t xml:space="preserve"> </w:t>
-      </w:r>
-      <w:r>
-        <w:rPr>
-          <w:rStyle w:val="VerbatimChar"/>
-        </w:rPr>
-        <w:t xml:space="preserve">XDC_BASE_URL</w:t>
-      </w:r>
-      <w:r>
-        <w:t xml:space="preserve"> </w:t>
-      </w:r>
-      <w:r>
-        <w:t xml:space="preserve">is absent — simpler than</w:t>
-      </w:r>
-      <w:r>
-        <w:t xml:space="preserve"> </w:t>
-      </w:r>
-      <w:r>
-        <w:rPr>
-          <w:rStyle w:val="VerbatimChar"/>
-        </w:rPr>
-        <w:t xml:space="preserve">BranchPythonOperator</w:t>
-      </w:r>
-      <w:r>
-        <w:t xml:space="preserve"> </w:t>
-      </w:r>
-      <w:r>
-        <w:t xml:space="preserve">because there is only one downstream path.</w:t>
-      </w:r>
-    </w:p>
-    <w:p>
-      <w:pPr>
-        <w:pStyle w:val="BodyText"/>
-      </w:pPr>
-      <w:r>
-        <w:rPr>
-          <w:b/>
-          <w:bCs/>
-        </w:rPr>
-        <w:t xml:space="preserve">Seed hash optimisation:</w:t>
-      </w:r>
-      <w:r>
-        <w:t xml:space="preserve"> </w:t>
-      </w:r>
-      <w:r>
-        <w:rPr>
-          <w:rStyle w:val="VerbatimChar"/>
-        </w:rPr>
-        <w:t xml:space="preserve">dbt seed</w:t>
-      </w:r>
-      <w:r>
-        <w:t xml:space="preserve"> </w:t>
-      </w:r>
-      <w:r>
-        <w:t xml:space="preserve">loads reference CSVs that rarely change. The</w:t>
-      </w:r>
-      <w:r>
-        <w:t xml:space="preserve"> </w:t>
-      </w:r>
-      <w:r>
-        <w:rPr>
-          <w:rStyle w:val="VerbatimChar"/>
-        </w:rPr>
-        <w:t xml:space="preserve">dbt_seed</w:t>
-      </w:r>
-      <w:r>
-        <w:t xml:space="preserve"> </w:t>
-      </w:r>
-      <w:r>
-        <w:t xml:space="preserve">task computes an MD5 hash of all seed CSVs, compares it to a hash stored in</w:t>
-      </w:r>
-      <w:r>
-        <w:t xml:space="preserve"> </w:t>
-      </w:r>
-      <w:r>
-        <w:t xml:space="preserve">S3 at</w:t>
-      </w:r>
-      <w:r>
-        <w:t xml:space="preserve"> </w:t>
-      </w:r>
-      <w:r>
-        <w:rPr>
-          <w:rStyle w:val="VerbatimChar"/>
-        </w:rPr>
-        <w:t xml:space="preserve">state/seed_hash</w:t>
-      </w:r>
-      <w:r>
-        <w:t xml:space="preserve">, and skips the seed step if unchanged. This eliminates redundant</w:t>
-      </w:r>
-      <w:r>
-        <w:t xml:space="preserve"> </w:t>
-      </w:r>
-      <w:r>
-        <w:t xml:space="preserve">seeding on every daily run.</w:t>
-      </w:r>
-    </w:p>
-    <w:p>
-      <w:pPr>
-        <w:pStyle w:val="BodyText"/>
-      </w:pPr>
-      <w:r>
-        <w:rPr>
-          <w:b/>
-          <w:bCs/>
-        </w:rPr>
-        <w:t xml:space="preserve">docker-compose.override.yml</w:t>
-      </w:r>
-      <w:r>
-        <w:t xml:space="preserve"> </w:t>
-      </w:r>
-      <w:r>
-        <w:t xml:space="preserve">mounts the project root into all Airflow containers at</w:t>
-      </w:r>
-      <w:r>
-        <w:t xml:space="preserve"> </w:t>
-      </w:r>
-      <w:r>
-        <w:rPr>
-          <w:rStyle w:val="VerbatimChar"/>
-        </w:rPr>
-        <w:t xml:space="preserve">/usr/local/project</w:t>
-      </w:r>
-      <w:r>
-        <w:t xml:space="preserve"> </w:t>
-      </w:r>
-      <w:r>
-        <w:t xml:space="preserve">and injects credentials from the parent</w:t>
-      </w:r>
-      <w:r>
-        <w:t xml:space="preserve"> </w:t>
-      </w:r>
-      <w:r>
-        <w:rPr>
-          <w:rStyle w:val="VerbatimChar"/>
-        </w:rPr>
-        <w:t xml:space="preserve">.env</w:t>
-      </w:r>
-      <w:r>
-        <w:t xml:space="preserve"> </w:t>
-      </w:r>
-      <w:r>
-        <w:t xml:space="preserve">file. No code</w:t>
-      </w:r>
-      <w:r>
-        <w:t xml:space="preserve"> </w:t>
-      </w:r>
-      <w:r>
-        <w:t xml:space="preserve">copying or image rebuilding needed during development.</w:t>
-      </w:r>
-    </w:p>
-    <w:bookmarkEnd w:id="39"/>
-    <w:bookmarkStart w:id="40" w:name="X4e9f41b609026220748605b58498d3691baa968"/>
+        <w:t xml:space="preserve">Triggered a manual run against the live Astro environment. All five tasks succeeded in</w:t>
+      </w:r>
+      <w:r>
+        <w:t xml:space="preserve"> </w:t>
+      </w:r>
+      <w:r>
+        <w:t xml:space="preserve">~1m 35s: extract_mko (~12s), extract_xdc (~34s), dbt_seed (~4s, skipped via hash</w:t>
+      </w:r>
+      <w:r>
+        <w:t xml:space="preserve"> </w:t>
+      </w:r>
+      <w:r>
+        <w:t xml:space="preserve">optimisation), dbt_run (~42s), dbt_test (~14s). The seed hash skip is working as</w:t>
+      </w:r>
+      <w:r>
+        <w:t xml:space="preserve"> </w:t>
+      </w:r>
+      <w:r>
+        <w:t xml:space="preserve">intended.</w:t>
+      </w:r>
+    </w:p>
+    <w:bookmarkEnd w:id="40"/>
+    <w:bookmarkStart w:id="41" w:name="Xe8c25782b13dd57e4c830db9c97937d306bd668"/>
     <w:p>
       <w:pPr>
         <w:pStyle w:val="Heading3"/>
       </w:pPr>
       <w:r>
-        <w:t xml:space="preserve">S3 date-specific reads and the</w:t>
-      </w:r>
-      <w:r>
-        <w:t xml:space="preserve"> </w:t>
-      </w:r>
-      <w:r>
-        <w:rPr>
-          <w:rStyle w:val="VerbatimChar"/>
-        </w:rPr>
-        <w:t xml:space="preserve">run_date</w:t>
-      </w:r>
-      <w:r>
-        <w:t xml:space="preserve"> </w:t>
-      </w:r>
-      <w:r>
-        <w:t xml:space="preserve">variable</w:t>
+        <w:t xml:space="preserve">QUALIFY Investigation: A Day 10 Correction</w:t>
       </w:r>
     </w:p>
     <w:p>
@@ -6396,330 +6171,71 @@
         <w:pStyle w:val="FirstParagraph"/>
       </w:pPr>
       <w:r>
-        <w:t xml:space="preserve">All 11 staging models (5 MKO + 6 XDC) previously read from S3 using a wildcard partition</w:t>
-      </w:r>
-      <w:r>
-        <w:t xml:space="preserve"> </w:t>
-      </w:r>
-      <w:r>
-        <w:t xml:space="preserve">(</w:t>
-      </w:r>
-      <w:r>
-        <w:rPr>
-          <w:rStyle w:val="VerbatimChar"/>
-        </w:rPr>
-        <w:t xml:space="preserve">*/</w:t>
-      </w:r>
-      <w:r>
-        <w:t xml:space="preserve">), which caused row duplication after multiple pipeline runs. This session fixes the</w:t>
-      </w:r>
-      <w:r>
-        <w:t xml:space="preserve"> </w:t>
-      </w:r>
-      <w:r>
-        <w:t xml:space="preserve">root cause: staging models now read only the current run’s partition:</w:t>
-      </w:r>
-    </w:p>
-    <w:p>
-      <w:pPr>
-        <w:pStyle w:val="SourceCode"/>
-      </w:pPr>
-      <w:r>
-        <w:rPr>
-          <w:rStyle w:val="KeywordTok"/>
-        </w:rPr>
-        <w:t xml:space="preserve">select</w:t>
-      </w:r>
-      <w:r>
-        <w:rPr>
-          <w:rStyle w:val="NormalTok"/>
-        </w:rPr>
-        <w:t xml:space="preserve"> </w:t>
-      </w:r>
-      <w:r>
-        <w:rPr>
-          <w:rStyle w:val="OperatorTok"/>
-        </w:rPr>
-        <w:t xml:space="preserve">*</w:t>
-      </w:r>
-      <w:r>
-        <w:rPr>
-          <w:rStyle w:val="NormalTok"/>
-        </w:rPr>
-        <w:t xml:space="preserve"> </w:t>
-      </w:r>
-      <w:r>
-        <w:rPr>
-          <w:rStyle w:val="KeywordTok"/>
-        </w:rPr>
-        <w:t xml:space="preserve">from</w:t>
-      </w:r>
-      <w:r>
-        <w:rPr>
-          <w:rStyle w:val="NormalTok"/>
-        </w:rPr>
-        <w:t xml:space="preserve"> read_parquet(</w:t>
-      </w:r>
-      <w:r>
-        <w:rPr>
-          <w:rStyle w:val="StringTok"/>
-        </w:rPr>
-        <w:t xml:space="preserve">'s3://{{ env_var("S3_BUCKET") }}/mko/raw/stock/{{ var("run_date") }}/stock.parquet'</w:t>
-      </w:r>
-      <w:r>
-        <w:rPr>
-          <w:rStyle w:val="NormalTok"/>
-        </w:rPr>
-        <w:t xml:space="preserve">)</w:t>
-      </w:r>
-    </w:p>
-    <w:p>
-      <w:pPr>
-        <w:pStyle w:val="FirstParagraph"/>
-      </w:pPr>
-      <w:r>
-        <w:rPr>
-          <w:rStyle w:val="VerbatimChar"/>
-        </w:rPr>
-        <w:t xml:space="preserve">run_date</w:t>
-      </w:r>
-      <w:r>
-        <w:t xml:space="preserve"> </w:t>
-      </w:r>
-      <w:r>
-        <w:t xml:space="preserve">is injected by the Airflow DAG’s</w:t>
-      </w:r>
-      <w:r>
-        <w:t xml:space="preserve"> </w:t>
-      </w:r>
-      <w:r>
-        <w:rPr>
-          <w:rStyle w:val="VerbatimChar"/>
-        </w:rPr>
-        <w:t xml:space="preserve">_dbt()</w:t>
-      </w:r>
-      <w:r>
-        <w:t xml:space="preserve"> </w:t>
-      </w:r>
-      <w:r>
-        <w:t xml:space="preserve">helper via</w:t>
-      </w:r>
-      <w:r>
-        <w:t xml:space="preserve"> </w:t>
-      </w:r>
-      <w:r>
-        <w:rPr>
-          <w:rStyle w:val="VerbatimChar"/>
-        </w:rPr>
-        <w:t xml:space="preserve">--vars '{run_date: 2026-04-30}'</w:t>
-      </w:r>
-      <w:r>
-        <w:t xml:space="preserve">.</w:t>
-      </w:r>
-      <w:r>
-        <w:t xml:space="preserve"> </w:t>
-      </w:r>
-      <w:r>
-        <w:t xml:space="preserve">This is the architectural join between the Airflow DAG and the S3 partition strategy —</w:t>
-      </w:r>
-      <w:r>
-        <w:t xml:space="preserve"> </w:t>
-      </w:r>
-      <w:r>
-        <w:t xml:space="preserve">Airflow owns the date; the staging models consume it.</w:t>
-      </w:r>
-    </w:p>
-    <w:bookmarkEnd w:id="40"/>
-    <w:bookmarkStart w:id="41" w:name="s3-partition-retention"/>
-    <w:p>
-      <w:pPr>
-        <w:pStyle w:val="Heading3"/>
-      </w:pPr>
-      <w:r>
-        <w:t xml:space="preserve">S3 partition retention</w:t>
-      </w:r>
-    </w:p>
-    <w:p>
-      <w:pPr>
-        <w:pStyle w:val="FirstParagraph"/>
-      </w:pPr>
-      <w:r>
-        <w:rPr>
-          <w:rStyle w:val="VerbatimChar"/>
-        </w:rPr>
-        <w:t xml:space="preserve">delete_partition()</w:t>
-      </w:r>
-      <w:r>
-        <w:t xml:space="preserve"> </w:t>
-      </w:r>
-      <w:r>
-        <w:t xml:space="preserve">added to</w:t>
-      </w:r>
-      <w:r>
-        <w:t xml:space="preserve"> </w:t>
-      </w:r>
-      <w:r>
-        <w:rPr>
-          <w:rStyle w:val="VerbatimChar"/>
-        </w:rPr>
-        <w:t xml:space="preserve">extractor/loader.py</w:t>
-      </w:r>
-      <w:r>
-        <w:t xml:space="preserve">. Both extractors call</w:t>
-      </w:r>
-      <w:r>
-        <w:t xml:space="preserve"> </w:t>
-      </w:r>
-      <w:r>
-        <w:rPr>
-          <w:rStyle w:val="VerbatimChar"/>
-        </w:rPr>
-        <w:t xml:space="preserve">_delete_old_partition()</w:t>
-      </w:r>
-      <w:r>
-        <w:t xml:space="preserve"> </w:t>
-      </w:r>
-      <w:r>
-        <w:t xml:space="preserve">after each upload, deleting the partition from two days ago</w:t>
-      </w:r>
-      <w:r>
-        <w:t xml:space="preserve"> </w:t>
-      </w:r>
-      <w:r>
-        <w:t xml:space="preserve">(keeping today + yesterday). Cleanup runs after upload so a failed extraction cannot</w:t>
-      </w:r>
-      <w:r>
-        <w:t xml:space="preserve"> </w:t>
-      </w:r>
-      <w:r>
-        <w:t xml:space="preserve">delete data before the new partition is in place.</w:t>
+        <w:t xml:space="preserve">Day 10 noted that the</w:t>
+      </w:r>
+      <w:r>
+        <w:t xml:space="preserve"> </w:t>
+      </w:r>
+      <w:r>
+        <w:rPr>
+          <w:rStyle w:val="VerbatimChar"/>
+        </w:rPr>
+        <w:t xml:space="preserve">QUALIFY ROW_NUMBER()</w:t>
+      </w:r>
+      <w:r>
+        <w:t xml:space="preserve"> </w:t>
+      </w:r>
+      <w:r>
+        <w:t xml:space="preserve">in</w:t>
+      </w:r>
+      <w:r>
+        <w:t xml:space="preserve"> </w:t>
+      </w:r>
+      <w:r>
+        <w:rPr>
+          <w:rStyle w:val="VerbatimChar"/>
+        </w:rPr>
+        <w:t xml:space="preserve">int_mko_variants.sql</w:t>
+      </w:r>
+      <w:r>
+        <w:t xml:space="preserve"> </w:t>
+      </w:r>
+      <w:r>
+        <w:t xml:space="preserve">“can be removed</w:t>
+      </w:r>
+      <w:r>
+        <w:t xml:space="preserve"> </w:t>
+      </w:r>
+      <w:r>
+        <w:t xml:space="preserve">once date-specific reads are confirmed.”</w:t>
+      </w:r>
+      <w:r>
+        <w:t xml:space="preserve"> </w:t>
+      </w:r>
+      <w:r>
+        <w:t xml:space="preserve">Removing it caused the composite key test to</w:t>
+      </w:r>
+      <w:r>
+        <w:t xml:space="preserve"> </w:t>
+      </w:r>
+      <w:r>
+        <w:t xml:space="preserve">fail with 5 duplicates. Querying the raw S3 Parquet directly confirmed the duplicates</w:t>
+      </w:r>
+      <w:r>
+        <w:t xml:space="preserve"> </w:t>
+      </w:r>
+      <w:r>
+        <w:t xml:space="preserve">are in MKO’s source data — not a consequence of the glob read. The QUALIFY is</w:t>
+      </w:r>
+      <w:r>
+        <w:t xml:space="preserve"> </w:t>
+      </w:r>
+      <w:r>
+        <w:t xml:space="preserve">load-bearing and was restored with a comment recording the real reason.</w:t>
       </w:r>
     </w:p>
     <w:bookmarkEnd w:id="41"/>
-    <w:bookmarkStart w:id="42" w:name="variants-mart-grain-correction"/>
-    <w:p>
-      <w:pPr>
-        <w:pStyle w:val="Heading3"/>
-      </w:pPr>
-      <w:r>
-        <w:t xml:space="preserve">Variants mart grain correction</w:t>
-      </w:r>
-    </w:p>
-    <w:p>
-      <w:pPr>
-        <w:pStyle w:val="FirstParagraph"/>
-      </w:pPr>
-      <w:r>
-        <w:rPr>
-          <w:rStyle w:val="VerbatimChar"/>
-        </w:rPr>
-        <w:t xml:space="preserve">variant_id</w:t>
-      </w:r>
-      <w:r>
-        <w:t xml:space="preserve"> </w:t>
-      </w:r>
-      <w:r>
-        <w:t xml:space="preserve">alone is not a unique key in the variants mart: MKO’s</w:t>
-      </w:r>
-      <w:r>
-        <w:t xml:space="preserve"> </w:t>
-      </w:r>
-      <w:r>
-        <w:rPr>
-          <w:rStyle w:val="VerbatimChar"/>
-        </w:rPr>
-        <w:t xml:space="preserve">matnr</w:t>
-      </w:r>
-      <w:r>
-        <w:t xml:space="preserve"> </w:t>
-      </w:r>
-      <w:r>
-        <w:t xml:space="preserve">is shared</w:t>
-      </w:r>
-      <w:r>
-        <w:t xml:space="preserve"> </w:t>
-      </w:r>
-      <w:r>
-        <w:t xml:space="preserve">across product groups. The correct grain is</w:t>
-      </w:r>
-      <w:r>
-        <w:t xml:space="preserve"> </w:t>
-      </w:r>
-      <w:r>
-        <w:rPr>
-          <w:rStyle w:val="VerbatimChar"/>
-        </w:rPr>
-        <w:t xml:space="preserve">(supplier, product_ref, variant_id)</w:t>
-      </w:r>
-      <w:r>
-        <w:t xml:space="preserve">.</w:t>
-      </w:r>
-      <w:r>
-        <w:t xml:space="preserve"> </w:t>
-      </w:r>
-      <w:r>
-        <w:t xml:space="preserve">The</w:t>
-      </w:r>
-      <w:r>
-        <w:t xml:space="preserve"> </w:t>
-      </w:r>
-      <w:r>
-        <w:rPr>
-          <w:rStyle w:val="VerbatimChar"/>
-        </w:rPr>
-        <w:t xml:space="preserve">unique</w:t>
-      </w:r>
-      <w:r>
-        <w:t xml:space="preserve"> </w:t>
-      </w:r>
-      <w:r>
-        <w:t xml:space="preserve">test was removed, the description updated, and the custom test rewritten</w:t>
-      </w:r>
-      <w:r>
-        <w:t xml:space="preserve"> </w:t>
-      </w:r>
-      <w:r>
-        <w:t xml:space="preserve">to assert the composite key.</w:t>
-      </w:r>
-      <w:r>
-        <w:t xml:space="preserve"> </w:t>
-      </w:r>
-      <w:r>
-        <w:rPr>
-          <w:rStyle w:val="VerbatimChar"/>
-        </w:rPr>
-        <w:t xml:space="preserve">int_xdc_variants.sql</w:t>
-      </w:r>
-      <w:r>
-        <w:t xml:space="preserve"> </w:t>
-      </w:r>
-      <w:r>
-        <w:t xml:space="preserve">gained</w:t>
-      </w:r>
-      <w:r>
-        <w:t xml:space="preserve"> </w:t>
-      </w:r>
-      <w:r>
-        <w:rPr>
-          <w:rStyle w:val="VerbatimChar"/>
-        </w:rPr>
-        <w:t xml:space="preserve">QUALIFY</w:t>
-      </w:r>
-      <w:r>
-        <w:t xml:space="preserve"> </w:t>
-      </w:r>
-      <w:r>
-        <w:t xml:space="preserve">deduplication as</w:t>
-      </w:r>
-      <w:r>
-        <w:t xml:space="preserve"> </w:t>
-      </w:r>
-      <w:r>
-        <w:t xml:space="preserve">a defensive measure.</w:t>
-      </w:r>
-    </w:p>
-    <w:bookmarkEnd w:id="42"/>
-    <w:bookmarkStart w:id="43" w:name="current-project-state-3"/>
+    <w:bookmarkStart w:id="42" w:name="current-project-state-3"/>
     <w:p>
       <w:pPr>
         <w:pStyle w:val="Heading3"/>
@@ -7184,15 +6700,1264 @@
               <w:pStyle w:val="Compact"/>
             </w:pPr>
             <w:r>
-              <w:t xml:space="preserve">Not started</w:t>
+              <w:t xml:space="preserve">Done</w:t>
             </w:r>
           </w:p>
         </w:tc>
       </w:tr>
     </w:tbl>
+    <w:p>
+      <w:r>
+        <w:pict>
+          <v:rect style="width:0;height:1.5pt" o:hralign="center" o:hrstd="t" o:hr="t"/>
+        </w:pict>
+      </w:r>
+    </w:p>
+    <w:bookmarkEnd w:id="42"/>
     <w:bookmarkEnd w:id="43"/>
+    <w:bookmarkStart w:id="49" w:name="X1cd9911a651134732df4090704489d555dc79d6"/>
+    <w:p>
+      <w:pPr>
+        <w:pStyle w:val="Heading2"/>
+      </w:pPr>
+      <w:r>
+        <w:t xml:space="preserve">30 April 2026 — Airflow Orchestration, S3 Partition Strategy, and Variants Grain Fix</w:t>
+      </w:r>
+    </w:p>
+    <w:p>
+      <w:pPr>
+        <w:pStyle w:val="FirstParagraph"/>
+      </w:pPr>
+      <w:r>
+        <w:rPr>
+          <w:b/>
+          <w:bCs/>
+        </w:rPr>
+        <w:t xml:space="preserve">Focus:</w:t>
+      </w:r>
+      <w:r>
+        <w:t xml:space="preserve"> </w:t>
+      </w:r>
+      <w:r>
+        <w:t xml:space="preserve">Replacing the manual pipeline script with a proper Airflow DAG, fixing the</w:t>
+      </w:r>
+      <w:r>
+        <w:t xml:space="preserve"> </w:t>
+      </w:r>
+      <w:r>
+        <w:t xml:space="preserve">root cause of row duplication, adding partition cleanup, and correcting a grain</w:t>
+      </w:r>
+      <w:r>
+        <w:t xml:space="preserve"> </w:t>
+      </w:r>
+      <w:r>
+        <w:t xml:space="preserve">assumption in the variants mart.</w:t>
+      </w:r>
+    </w:p>
+    <w:bookmarkStart w:id="44" w:name="airflow-with-astronomer-astro"/>
+    <w:p>
+      <w:pPr>
+        <w:pStyle w:val="Heading3"/>
+      </w:pPr>
+      <w:r>
+        <w:t xml:space="preserve">Airflow with Astronomer Astro</w:t>
+      </w:r>
+    </w:p>
+    <w:p>
+      <w:pPr>
+        <w:pStyle w:val="FirstParagraph"/>
+      </w:pPr>
+      <w:r>
+        <w:rPr>
+          <w:rStyle w:val="VerbatimChar"/>
+        </w:rPr>
+        <w:t xml:space="preserve">run_pipeline.py</w:t>
+      </w:r>
+      <w:r>
+        <w:t xml:space="preserve"> </w:t>
+      </w:r>
+      <w:r>
+        <w:t xml:space="preserve">was a script — run it manually and it runs once. I replaced it with an</w:t>
+      </w:r>
+      <w:r>
+        <w:t xml:space="preserve"> </w:t>
+      </w:r>
+      <w:r>
+        <w:t xml:space="preserve">Airflow DAG using</w:t>
+      </w:r>
+      <w:r>
+        <w:t xml:space="preserve"> </w:t>
+      </w:r>
+      <w:r>
+        <w:rPr>
+          <w:b/>
+          <w:bCs/>
+        </w:rPr>
+        <w:t xml:space="preserve">Astronomer Astro</w:t>
+      </w:r>
+      <w:r>
+        <w:t xml:space="preserve"> </w:t>
+      </w:r>
+      <w:r>
+        <w:t xml:space="preserve">as the local development environment.</w:t>
+      </w:r>
+      <w:r>
+        <w:t xml:space="preserve"> </w:t>
+      </w:r>
+      <w:r>
+        <w:rPr>
+          <w:rStyle w:val="VerbatimChar"/>
+        </w:rPr>
+        <w:t xml:space="preserve">astro dev init</w:t>
+      </w:r>
+      <w:r>
+        <w:t xml:space="preserve"> </w:t>
+      </w:r>
+      <w:r>
+        <w:t xml:space="preserve">created the</w:t>
+      </w:r>
+      <w:r>
+        <w:t xml:space="preserve"> </w:t>
+      </w:r>
+      <w:r>
+        <w:rPr>
+          <w:rStyle w:val="VerbatimChar"/>
+        </w:rPr>
+        <w:t xml:space="preserve">airflow/</w:t>
+      </w:r>
+      <w:r>
+        <w:t xml:space="preserve"> </w:t>
+      </w:r>
+      <w:r>
+        <w:t xml:space="preserve">project structure;</w:t>
+      </w:r>
+      <w:r>
+        <w:t xml:space="preserve"> </w:t>
+      </w:r>
+      <w:r>
+        <w:rPr>
+          <w:rStyle w:val="VerbatimChar"/>
+        </w:rPr>
+        <w:t xml:space="preserve">astro dev start</w:t>
+      </w:r>
+      <w:r>
+        <w:t xml:space="preserve"> </w:t>
+      </w:r>
+      <w:r>
+        <w:t xml:space="preserve">boots the full Airflow stack</w:t>
+      </w:r>
+      <w:r>
+        <w:t xml:space="preserve"> </w:t>
+      </w:r>
+      <w:r>
+        <w:t xml:space="preserve">(scheduler, webserver, triggerer, Postgres metadata DB) in Docker. The webserver is at</w:t>
+      </w:r>
+      <w:r>
+        <w:t xml:space="preserve"> </w:t>
+      </w:r>
+      <w:r>
+        <w:rPr>
+          <w:rStyle w:val="VerbatimChar"/>
+        </w:rPr>
+        <w:t xml:space="preserve">localhost:8081</w:t>
+      </w:r>
+      <w:r>
+        <w:t xml:space="preserve">.</w:t>
+      </w:r>
+    </w:p>
+    <w:p>
+      <w:pPr>
+        <w:pStyle w:val="BodyText"/>
+      </w:pPr>
+      <w:r>
+        <w:t xml:space="preserve">The DAG (</w:t>
+      </w:r>
+      <w:r>
+        <w:rPr>
+          <w:rStyle w:val="VerbatimChar"/>
+        </w:rPr>
+        <w:t xml:space="preserve">airflow/dags/supply_integration.py</w:t>
+      </w:r>
+      <w:r>
+        <w:t xml:space="preserve">) uses the</w:t>
+      </w:r>
+      <w:r>
+        <w:t xml:space="preserve"> </w:t>
+      </w:r>
+      <w:r>
+        <w:rPr>
+          <w:b/>
+          <w:bCs/>
+        </w:rPr>
+        <w:t xml:space="preserve">TaskFlow API</w:t>
+      </w:r>
+      <w:r>
+        <w:t xml:space="preserve"> </w:t>
+      </w:r>
+      <w:r>
+        <w:t xml:space="preserve">(</w:t>
+      </w:r>
+      <w:r>
+        <w:rPr>
+          <w:rStyle w:val="VerbatimChar"/>
+        </w:rPr>
+        <w:t xml:space="preserve">@dag</w:t>
+      </w:r>
+      <w:r>
+        <w:t xml:space="preserve">,</w:t>
+      </w:r>
+      <w:r>
+        <w:t xml:space="preserve"> </w:t>
+      </w:r>
+      <w:r>
+        <w:rPr>
+          <w:rStyle w:val="VerbatimChar"/>
+        </w:rPr>
+        <w:t xml:space="preserve">@task</w:t>
+      </w:r>
+      <w:r>
+        <w:t xml:space="preserve"> </w:t>
+      </w:r>
+      <w:r>
+        <w:t xml:space="preserve">decorators) and</w:t>
+      </w:r>
+      <w:r>
+        <w:t xml:space="preserve"> </w:t>
+      </w:r>
+      <w:r>
+        <w:rPr>
+          <w:b/>
+          <w:bCs/>
+        </w:rPr>
+        <w:t xml:space="preserve">TaskGroups</w:t>
+      </w:r>
+      <w:r>
+        <w:t xml:space="preserve"> </w:t>
+      </w:r>
+      <w:r>
+        <w:t xml:space="preserve">to organise work:</w:t>
+      </w:r>
+    </w:p>
+    <w:p>
+      <w:pPr>
+        <w:pStyle w:val="SourceCode"/>
+      </w:pPr>
+      <w:r>
+        <w:rPr>
+          <w:rStyle w:val="VerbatimChar"/>
+        </w:rPr>
+        <w:t xml:space="preserve">extract.extract_mko ──┐</w:t>
+      </w:r>
+      <w:r>
+        <w:br/>
+      </w:r>
+      <w:r>
+        <w:rPr>
+          <w:rStyle w:val="VerbatimChar"/>
+        </w:rPr>
+        <w:t xml:space="preserve">                      ├──► transform.dbt_seed → transform.dbt_run → transform.dbt_test</w:t>
+      </w:r>
+      <w:r>
+        <w:br/>
+      </w:r>
+      <w:r>
+        <w:rPr>
+          <w:rStyle w:val="VerbatimChar"/>
+        </w:rPr>
+        <w:t xml:space="preserve">extract.extract_xdc ──┘</w:t>
+      </w:r>
+    </w:p>
+    <w:p>
+      <w:pPr>
+        <w:pStyle w:val="FirstParagraph"/>
+      </w:pPr>
+      <w:r>
+        <w:t xml:space="preserve">The two extract tasks run in parallel; both must succeed before transform begins. XDC</w:t>
+      </w:r>
+      <w:r>
+        <w:t xml:space="preserve"> </w:t>
+      </w:r>
+      <w:r>
+        <w:t xml:space="preserve">extraction is handled with an early return when</w:t>
+      </w:r>
+      <w:r>
+        <w:t xml:space="preserve"> </w:t>
+      </w:r>
+      <w:r>
+        <w:rPr>
+          <w:rStyle w:val="VerbatimChar"/>
+        </w:rPr>
+        <w:t xml:space="preserve">XDC_BASE_URL</w:t>
+      </w:r>
+      <w:r>
+        <w:t xml:space="preserve"> </w:t>
+      </w:r>
+      <w:r>
+        <w:t xml:space="preserve">is absent — simpler than</w:t>
+      </w:r>
+      <w:r>
+        <w:t xml:space="preserve"> </w:t>
+      </w:r>
+      <w:r>
+        <w:rPr>
+          <w:rStyle w:val="VerbatimChar"/>
+        </w:rPr>
+        <w:t xml:space="preserve">BranchPythonOperator</w:t>
+      </w:r>
+      <w:r>
+        <w:t xml:space="preserve"> </w:t>
+      </w:r>
+      <w:r>
+        <w:t xml:space="preserve">because there is only one downstream path.</w:t>
+      </w:r>
+    </w:p>
+    <w:p>
+      <w:pPr>
+        <w:pStyle w:val="BodyText"/>
+      </w:pPr>
+      <w:r>
+        <w:rPr>
+          <w:b/>
+          <w:bCs/>
+        </w:rPr>
+        <w:t xml:space="preserve">Seed hash optimisation:</w:t>
+      </w:r>
+      <w:r>
+        <w:t xml:space="preserve"> </w:t>
+      </w:r>
+      <w:r>
+        <w:rPr>
+          <w:rStyle w:val="VerbatimChar"/>
+        </w:rPr>
+        <w:t xml:space="preserve">dbt seed</w:t>
+      </w:r>
+      <w:r>
+        <w:t xml:space="preserve"> </w:t>
+      </w:r>
+      <w:r>
+        <w:t xml:space="preserve">loads reference CSVs that rarely change. The</w:t>
+      </w:r>
+      <w:r>
+        <w:t xml:space="preserve"> </w:t>
+      </w:r>
+      <w:r>
+        <w:rPr>
+          <w:rStyle w:val="VerbatimChar"/>
+        </w:rPr>
+        <w:t xml:space="preserve">dbt_seed</w:t>
+      </w:r>
+      <w:r>
+        <w:t xml:space="preserve"> </w:t>
+      </w:r>
+      <w:r>
+        <w:t xml:space="preserve">task computes an MD5 hash of all seed CSVs, compares it to a hash stored in</w:t>
+      </w:r>
+      <w:r>
+        <w:t xml:space="preserve"> </w:t>
+      </w:r>
+      <w:r>
+        <w:t xml:space="preserve">S3 at</w:t>
+      </w:r>
+      <w:r>
+        <w:t xml:space="preserve"> </w:t>
+      </w:r>
+      <w:r>
+        <w:rPr>
+          <w:rStyle w:val="VerbatimChar"/>
+        </w:rPr>
+        <w:t xml:space="preserve">state/seed_hash</w:t>
+      </w:r>
+      <w:r>
+        <w:t xml:space="preserve">, and skips the seed step if unchanged. This eliminates redundant</w:t>
+      </w:r>
+      <w:r>
+        <w:t xml:space="preserve"> </w:t>
+      </w:r>
+      <w:r>
+        <w:t xml:space="preserve">seeding on every daily run.</w:t>
+      </w:r>
+    </w:p>
+    <w:p>
+      <w:pPr>
+        <w:pStyle w:val="BodyText"/>
+      </w:pPr>
+      <w:r>
+        <w:rPr>
+          <w:b/>
+          <w:bCs/>
+        </w:rPr>
+        <w:t xml:space="preserve">docker-compose.override.yml</w:t>
+      </w:r>
+      <w:r>
+        <w:t xml:space="preserve"> </w:t>
+      </w:r>
+      <w:r>
+        <w:t xml:space="preserve">mounts the project root into all Airflow containers at</w:t>
+      </w:r>
+      <w:r>
+        <w:t xml:space="preserve"> </w:t>
+      </w:r>
+      <w:r>
+        <w:rPr>
+          <w:rStyle w:val="VerbatimChar"/>
+        </w:rPr>
+        <w:t xml:space="preserve">/usr/local/project</w:t>
+      </w:r>
+      <w:r>
+        <w:t xml:space="preserve"> </w:t>
+      </w:r>
+      <w:r>
+        <w:t xml:space="preserve">and injects credentials from the parent</w:t>
+      </w:r>
+      <w:r>
+        <w:t xml:space="preserve"> </w:t>
+      </w:r>
+      <w:r>
+        <w:rPr>
+          <w:rStyle w:val="VerbatimChar"/>
+        </w:rPr>
+        <w:t xml:space="preserve">.env</w:t>
+      </w:r>
+      <w:r>
+        <w:t xml:space="preserve"> </w:t>
+      </w:r>
+      <w:r>
+        <w:t xml:space="preserve">file. No code</w:t>
+      </w:r>
+      <w:r>
+        <w:t xml:space="preserve"> </w:t>
+      </w:r>
+      <w:r>
+        <w:t xml:space="preserve">copying or image rebuilding needed during development.</w:t>
+      </w:r>
+    </w:p>
     <w:bookmarkEnd w:id="44"/>
+    <w:bookmarkStart w:id="45" w:name="X4e9f41b609026220748605b58498d3691baa968"/>
+    <w:p>
+      <w:pPr>
+        <w:pStyle w:val="Heading3"/>
+      </w:pPr>
+      <w:r>
+        <w:t xml:space="preserve">S3 date-specific reads and the</w:t>
+      </w:r>
+      <w:r>
+        <w:t xml:space="preserve"> </w:t>
+      </w:r>
+      <w:r>
+        <w:rPr>
+          <w:rStyle w:val="VerbatimChar"/>
+        </w:rPr>
+        <w:t xml:space="preserve">run_date</w:t>
+      </w:r>
+      <w:r>
+        <w:t xml:space="preserve"> </w:t>
+      </w:r>
+      <w:r>
+        <w:t xml:space="preserve">variable</w:t>
+      </w:r>
+    </w:p>
+    <w:p>
+      <w:pPr>
+        <w:pStyle w:val="FirstParagraph"/>
+      </w:pPr>
+      <w:r>
+        <w:t xml:space="preserve">All 11 staging models (5 MKO + 6 XDC) previously read from S3 using a wildcard partition</w:t>
+      </w:r>
+      <w:r>
+        <w:t xml:space="preserve"> </w:t>
+      </w:r>
+      <w:r>
+        <w:t xml:space="preserve">(</w:t>
+      </w:r>
+      <w:r>
+        <w:rPr>
+          <w:rStyle w:val="VerbatimChar"/>
+        </w:rPr>
+        <w:t xml:space="preserve">*/</w:t>
+      </w:r>
+      <w:r>
+        <w:t xml:space="preserve">), which caused row duplication after multiple pipeline runs. This session fixes the</w:t>
+      </w:r>
+      <w:r>
+        <w:t xml:space="preserve"> </w:t>
+      </w:r>
+      <w:r>
+        <w:t xml:space="preserve">root cause: staging models now read only the current run’s partition:</w:t>
+      </w:r>
+    </w:p>
+    <w:p>
+      <w:pPr>
+        <w:pStyle w:val="SourceCode"/>
+      </w:pPr>
+      <w:r>
+        <w:rPr>
+          <w:rStyle w:val="KeywordTok"/>
+        </w:rPr>
+        <w:t xml:space="preserve">select</w:t>
+      </w:r>
+      <w:r>
+        <w:rPr>
+          <w:rStyle w:val="NormalTok"/>
+        </w:rPr>
+        <w:t xml:space="preserve"> </w:t>
+      </w:r>
+      <w:r>
+        <w:rPr>
+          <w:rStyle w:val="OperatorTok"/>
+        </w:rPr>
+        <w:t xml:space="preserve">*</w:t>
+      </w:r>
+      <w:r>
+        <w:rPr>
+          <w:rStyle w:val="NormalTok"/>
+        </w:rPr>
+        <w:t xml:space="preserve"> </w:t>
+      </w:r>
+      <w:r>
+        <w:rPr>
+          <w:rStyle w:val="KeywordTok"/>
+        </w:rPr>
+        <w:t xml:space="preserve">from</w:t>
+      </w:r>
+      <w:r>
+        <w:rPr>
+          <w:rStyle w:val="NormalTok"/>
+        </w:rPr>
+        <w:t xml:space="preserve"> read_parquet(</w:t>
+      </w:r>
+      <w:r>
+        <w:rPr>
+          <w:rStyle w:val="StringTok"/>
+        </w:rPr>
+        <w:t xml:space="preserve">'s3://{{ env_var("S3_BUCKET") }}/mko/raw/stock/{{ var("run_date") }}/stock.parquet'</w:t>
+      </w:r>
+      <w:r>
+        <w:rPr>
+          <w:rStyle w:val="NormalTok"/>
+        </w:rPr>
+        <w:t xml:space="preserve">)</w:t>
+      </w:r>
+    </w:p>
+    <w:p>
+      <w:pPr>
+        <w:pStyle w:val="FirstParagraph"/>
+      </w:pPr>
+      <w:r>
+        <w:rPr>
+          <w:rStyle w:val="VerbatimChar"/>
+        </w:rPr>
+        <w:t xml:space="preserve">run_date</w:t>
+      </w:r>
+      <w:r>
+        <w:t xml:space="preserve"> </w:t>
+      </w:r>
+      <w:r>
+        <w:t xml:space="preserve">is injected by the Airflow DAG’s</w:t>
+      </w:r>
+      <w:r>
+        <w:t xml:space="preserve"> </w:t>
+      </w:r>
+      <w:r>
+        <w:rPr>
+          <w:rStyle w:val="VerbatimChar"/>
+        </w:rPr>
+        <w:t xml:space="preserve">_dbt()</w:t>
+      </w:r>
+      <w:r>
+        <w:t xml:space="preserve"> </w:t>
+      </w:r>
+      <w:r>
+        <w:t xml:space="preserve">helper via</w:t>
+      </w:r>
+      <w:r>
+        <w:t xml:space="preserve"> </w:t>
+      </w:r>
+      <w:r>
+        <w:rPr>
+          <w:rStyle w:val="VerbatimChar"/>
+        </w:rPr>
+        <w:t xml:space="preserve">--vars '{run_date: 2026-04-30}'</w:t>
+      </w:r>
+      <w:r>
+        <w:t xml:space="preserve">.</w:t>
+      </w:r>
+      <w:r>
+        <w:t xml:space="preserve"> </w:t>
+      </w:r>
+      <w:r>
+        <w:t xml:space="preserve">This is the architectural join between the Airflow DAG and the S3 partition strategy —</w:t>
+      </w:r>
+      <w:r>
+        <w:t xml:space="preserve"> </w:t>
+      </w:r>
+      <w:r>
+        <w:t xml:space="preserve">Airflow owns the date; the staging models consume it.</w:t>
+      </w:r>
+    </w:p>
     <w:bookmarkEnd w:id="45"/>
+    <w:bookmarkStart w:id="46" w:name="s3-partition-retention"/>
+    <w:p>
+      <w:pPr>
+        <w:pStyle w:val="Heading3"/>
+      </w:pPr>
+      <w:r>
+        <w:t xml:space="preserve">S3 partition retention</w:t>
+      </w:r>
+    </w:p>
+    <w:p>
+      <w:pPr>
+        <w:pStyle w:val="FirstParagraph"/>
+      </w:pPr>
+      <w:r>
+        <w:rPr>
+          <w:rStyle w:val="VerbatimChar"/>
+        </w:rPr>
+        <w:t xml:space="preserve">delete_partition()</w:t>
+      </w:r>
+      <w:r>
+        <w:t xml:space="preserve"> </w:t>
+      </w:r>
+      <w:r>
+        <w:t xml:space="preserve">added to</w:t>
+      </w:r>
+      <w:r>
+        <w:t xml:space="preserve"> </w:t>
+      </w:r>
+      <w:r>
+        <w:rPr>
+          <w:rStyle w:val="VerbatimChar"/>
+        </w:rPr>
+        <w:t xml:space="preserve">extractor/loader.py</w:t>
+      </w:r>
+      <w:r>
+        <w:t xml:space="preserve">. Both extractors call</w:t>
+      </w:r>
+      <w:r>
+        <w:t xml:space="preserve"> </w:t>
+      </w:r>
+      <w:r>
+        <w:rPr>
+          <w:rStyle w:val="VerbatimChar"/>
+        </w:rPr>
+        <w:t xml:space="preserve">_delete_old_partition()</w:t>
+      </w:r>
+      <w:r>
+        <w:t xml:space="preserve"> </w:t>
+      </w:r>
+      <w:r>
+        <w:t xml:space="preserve">after each upload, deleting the partition from two days ago</w:t>
+      </w:r>
+      <w:r>
+        <w:t xml:space="preserve"> </w:t>
+      </w:r>
+      <w:r>
+        <w:t xml:space="preserve">(keeping today + yesterday). Cleanup runs after upload so a failed extraction cannot</w:t>
+      </w:r>
+      <w:r>
+        <w:t xml:space="preserve"> </w:t>
+      </w:r>
+      <w:r>
+        <w:t xml:space="preserve">delete data before the new partition is in place.</w:t>
+      </w:r>
+    </w:p>
+    <w:bookmarkEnd w:id="46"/>
+    <w:bookmarkStart w:id="47" w:name="variants-mart-grain-correction"/>
+    <w:p>
+      <w:pPr>
+        <w:pStyle w:val="Heading3"/>
+      </w:pPr>
+      <w:r>
+        <w:t xml:space="preserve">Variants mart grain correction</w:t>
+      </w:r>
+    </w:p>
+    <w:p>
+      <w:pPr>
+        <w:pStyle w:val="FirstParagraph"/>
+      </w:pPr>
+      <w:r>
+        <w:rPr>
+          <w:rStyle w:val="VerbatimChar"/>
+        </w:rPr>
+        <w:t xml:space="preserve">variant_id</w:t>
+      </w:r>
+      <w:r>
+        <w:t xml:space="preserve"> </w:t>
+      </w:r>
+      <w:r>
+        <w:t xml:space="preserve">alone is not a unique key in the variants mart: MKO’s</w:t>
+      </w:r>
+      <w:r>
+        <w:t xml:space="preserve"> </w:t>
+      </w:r>
+      <w:r>
+        <w:rPr>
+          <w:rStyle w:val="VerbatimChar"/>
+        </w:rPr>
+        <w:t xml:space="preserve">matnr</w:t>
+      </w:r>
+      <w:r>
+        <w:t xml:space="preserve"> </w:t>
+      </w:r>
+      <w:r>
+        <w:t xml:space="preserve">is shared</w:t>
+      </w:r>
+      <w:r>
+        <w:t xml:space="preserve"> </w:t>
+      </w:r>
+      <w:r>
+        <w:t xml:space="preserve">across product groups. The correct grain is</w:t>
+      </w:r>
+      <w:r>
+        <w:t xml:space="preserve"> </w:t>
+      </w:r>
+      <w:r>
+        <w:rPr>
+          <w:rStyle w:val="VerbatimChar"/>
+        </w:rPr>
+        <w:t xml:space="preserve">(supplier, product_ref, variant_id)</w:t>
+      </w:r>
+      <w:r>
+        <w:t xml:space="preserve">.</w:t>
+      </w:r>
+      <w:r>
+        <w:t xml:space="preserve"> </w:t>
+      </w:r>
+      <w:r>
+        <w:t xml:space="preserve">The</w:t>
+      </w:r>
+      <w:r>
+        <w:t xml:space="preserve"> </w:t>
+      </w:r>
+      <w:r>
+        <w:rPr>
+          <w:rStyle w:val="VerbatimChar"/>
+        </w:rPr>
+        <w:t xml:space="preserve">unique</w:t>
+      </w:r>
+      <w:r>
+        <w:t xml:space="preserve"> </w:t>
+      </w:r>
+      <w:r>
+        <w:t xml:space="preserve">test was removed, the description updated, and the custom test rewritten</w:t>
+      </w:r>
+      <w:r>
+        <w:t xml:space="preserve"> </w:t>
+      </w:r>
+      <w:r>
+        <w:t xml:space="preserve">to assert the composite key.</w:t>
+      </w:r>
+      <w:r>
+        <w:t xml:space="preserve"> </w:t>
+      </w:r>
+      <w:r>
+        <w:rPr>
+          <w:rStyle w:val="VerbatimChar"/>
+        </w:rPr>
+        <w:t xml:space="preserve">int_xdc_variants.sql</w:t>
+      </w:r>
+      <w:r>
+        <w:t xml:space="preserve"> </w:t>
+      </w:r>
+      <w:r>
+        <w:t xml:space="preserve">gained</w:t>
+      </w:r>
+      <w:r>
+        <w:t xml:space="preserve"> </w:t>
+      </w:r>
+      <w:r>
+        <w:rPr>
+          <w:rStyle w:val="VerbatimChar"/>
+        </w:rPr>
+        <w:t xml:space="preserve">QUALIFY</w:t>
+      </w:r>
+      <w:r>
+        <w:t xml:space="preserve"> </w:t>
+      </w:r>
+      <w:r>
+        <w:t xml:space="preserve">deduplication as</w:t>
+      </w:r>
+      <w:r>
+        <w:t xml:space="preserve"> </w:t>
+      </w:r>
+      <w:r>
+        <w:t xml:space="preserve">a defensive measure.</w:t>
+      </w:r>
+    </w:p>
+    <w:bookmarkEnd w:id="47"/>
+    <w:bookmarkStart w:id="48" w:name="current-project-state-4"/>
+    <w:p>
+      <w:pPr>
+        <w:pStyle w:val="Heading3"/>
+      </w:pPr>
+      <w:r>
+        <w:t xml:space="preserve">Current Project State</w:t>
+      </w:r>
+    </w:p>
+    <w:tbl>
+      <w:tblPr>
+        <w:tblStyle w:val="Table"/>
+        <w:tblW w:type="pct" w:w="5000"/>
+        <w:tblLayout w:type="fixed"/>
+        <w:tblLook w:firstRow="1" w:lastRow="0" w:firstColumn="0" w:lastColumn="0" w:noHBand="0" w:noVBand="0" w:val="0020"/>
+      </w:tblPr>
+      <w:tblGrid>
+        <w:gridCol w:w="3960"/>
+        <w:gridCol w:w="3960"/>
+      </w:tblGrid>
+      <w:tr>
+        <w:trPr>
+          <w:tblHeader w:val="on"/>
+        </w:trPr>
+        <w:tc>
+          <w:tcPr/>
+          <w:p>
+            <w:pPr>
+              <w:pStyle w:val="Compact"/>
+            </w:pPr>
+            <w:r>
+              <w:t xml:space="preserve">Component</w:t>
+            </w:r>
+          </w:p>
+        </w:tc>
+        <w:tc>
+          <w:tcPr/>
+          <w:p>
+            <w:pPr>
+              <w:pStyle w:val="Compact"/>
+            </w:pPr>
+            <w:r>
+              <w:t xml:space="preserve">Status</w:t>
+            </w:r>
+          </w:p>
+        </w:tc>
+      </w:tr>
+      <w:tr>
+        <w:tc>
+          <w:tcPr/>
+          <w:p>
+            <w:pPr>
+              <w:pStyle w:val="Compact"/>
+            </w:pPr>
+            <w:r>
+              <w:t xml:space="preserve">AWS S3 + IAM</w:t>
+            </w:r>
+          </w:p>
+        </w:tc>
+        <w:tc>
+          <w:tcPr/>
+          <w:p>
+            <w:pPr>
+              <w:pStyle w:val="Compact"/>
+            </w:pPr>
+            <w:r>
+              <w:t xml:space="preserve">Done</w:t>
+            </w:r>
+          </w:p>
+        </w:tc>
+      </w:tr>
+      <w:tr>
+        <w:tc>
+          <w:tcPr/>
+          <w:p>
+            <w:pPr>
+              <w:pStyle w:val="Compact"/>
+            </w:pPr>
+            <w:r>
+              <w:t xml:space="preserve">Python extractor (MKO — 5 XML feeds)</w:t>
+            </w:r>
+          </w:p>
+        </w:tc>
+        <w:tc>
+          <w:tcPr/>
+          <w:p>
+            <w:pPr>
+              <w:pStyle w:val="Compact"/>
+            </w:pPr>
+            <w:r>
+              <w:t xml:space="preserve">Done</w:t>
+            </w:r>
+          </w:p>
+        </w:tc>
+      </w:tr>
+      <w:tr>
+        <w:tc>
+          <w:tcPr/>
+          <w:p>
+            <w:pPr>
+              <w:pStyle w:val="Compact"/>
+            </w:pPr>
+            <w:r>
+              <w:t xml:space="preserve">Python extractor (XDC — 5 XLSX feeds)</w:t>
+            </w:r>
+          </w:p>
+        </w:tc>
+        <w:tc>
+          <w:tcPr/>
+          <w:p>
+            <w:pPr>
+              <w:pStyle w:val="Compact"/>
+            </w:pPr>
+            <w:r>
+              <w:t xml:space="preserve">Done</w:t>
+            </w:r>
+          </w:p>
+        </w:tc>
+      </w:tr>
+      <w:tr>
+        <w:tc>
+          <w:tcPr/>
+          <w:p>
+            <w:pPr>
+              <w:pStyle w:val="Compact"/>
+            </w:pPr>
+            <w:r>
+              <w:t xml:space="preserve">S3 partition retention (delete_partition, 2-day window)</w:t>
+            </w:r>
+          </w:p>
+        </w:tc>
+        <w:tc>
+          <w:tcPr/>
+          <w:p>
+            <w:pPr>
+              <w:pStyle w:val="Compact"/>
+            </w:pPr>
+            <w:r>
+              <w:t xml:space="preserve">Done</w:t>
+            </w:r>
+          </w:p>
+        </w:tc>
+      </w:tr>
+      <w:tr>
+        <w:tc>
+          <w:tcPr/>
+          <w:p>
+            <w:pPr>
+              <w:pStyle w:val="Compact"/>
+            </w:pPr>
+            <w:r>
+              <w:t xml:space="preserve">dbt staging layer — date-specific partition reads via</w:t>
+            </w:r>
+            <w:r>
+              <w:t xml:space="preserve"> </w:t>
+            </w:r>
+            <w:r>
+              <w:rPr>
+                <w:rStyle w:val="VerbatimChar"/>
+              </w:rPr>
+              <w:t xml:space="preserve">run_date</w:t>
+            </w:r>
+            <w:r>
+              <w:t xml:space="preserve"> </w:t>
+            </w:r>
+            <w:r>
+              <w:t xml:space="preserve">var</w:t>
+            </w:r>
+          </w:p>
+        </w:tc>
+        <w:tc>
+          <w:tcPr/>
+          <w:p>
+            <w:pPr>
+              <w:pStyle w:val="Compact"/>
+            </w:pPr>
+            <w:r>
+              <w:t xml:space="preserve">Done</w:t>
+            </w:r>
+          </w:p>
+        </w:tc>
+      </w:tr>
+      <w:tr>
+        <w:tc>
+          <w:tcPr/>
+          <w:p>
+            <w:pPr>
+              <w:pStyle w:val="Compact"/>
+            </w:pPr>
+            <w:r>
+              <w:t xml:space="preserve">dbt intermediate layer (MKO: 6 models, XDC: 6 models)</w:t>
+            </w:r>
+          </w:p>
+        </w:tc>
+        <w:tc>
+          <w:tcPr/>
+          <w:p>
+            <w:pPr>
+              <w:pStyle w:val="Compact"/>
+            </w:pPr>
+            <w:r>
+              <w:t xml:space="preserve">Done</w:t>
+            </w:r>
+          </w:p>
+        </w:tc>
+      </w:tr>
+      <w:tr>
+        <w:tc>
+          <w:tcPr/>
+          <w:p>
+            <w:pPr>
+              <w:pStyle w:val="Compact"/>
+            </w:pPr>
+            <w:r>
+              <w:t xml:space="preserve">dbt canonical mart models (conditional Jinja unions)</w:t>
+            </w:r>
+          </w:p>
+        </w:tc>
+        <w:tc>
+          <w:tcPr/>
+          <w:p>
+            <w:pPr>
+              <w:pStyle w:val="Compact"/>
+            </w:pPr>
+            <w:r>
+              <w:t xml:space="preserve">Done</w:t>
+            </w:r>
+          </w:p>
+        </w:tc>
+      </w:tr>
+      <w:tr>
+        <w:tc>
+          <w:tcPr/>
+          <w:p>
+            <w:pPr>
+              <w:pStyle w:val="Compact"/>
+            </w:pPr>
+            <w:r>
+              <w:t xml:space="preserve">dbt seeds (4 seeds)</w:t>
+            </w:r>
+          </w:p>
+        </w:tc>
+        <w:tc>
+          <w:tcPr/>
+          <w:p>
+            <w:pPr>
+              <w:pStyle w:val="Compact"/>
+            </w:pPr>
+            <w:r>
+              <w:t xml:space="preserve">Done</w:t>
+            </w:r>
+          </w:p>
+        </w:tc>
+      </w:tr>
+      <w:tr>
+        <w:tc>
+          <w:tcPr/>
+          <w:p>
+            <w:pPr>
+              <w:pStyle w:val="Compact"/>
+            </w:pPr>
+            <w:r>
+              <w:t xml:space="preserve">Variants mart grain corrected to (supplier, product_ref, variant_id)</w:t>
+            </w:r>
+          </w:p>
+        </w:tc>
+        <w:tc>
+          <w:tcPr/>
+          <w:p>
+            <w:pPr>
+              <w:pStyle w:val="Compact"/>
+            </w:pPr>
+            <w:r>
+              <w:t xml:space="preserve">Done</w:t>
+            </w:r>
+          </w:p>
+        </w:tc>
+      </w:tr>
+      <w:tr>
+        <w:tc>
+          <w:tcPr/>
+          <w:p>
+            <w:pPr>
+              <w:pStyle w:val="Compact"/>
+            </w:pPr>
+            <w:r>
+              <w:t xml:space="preserve">SupplierExtractor ABC + MkoExtractor + XdcExtractor</w:t>
+            </w:r>
+          </w:p>
+        </w:tc>
+        <w:tc>
+          <w:tcPr/>
+          <w:p>
+            <w:pPr>
+              <w:pStyle w:val="Compact"/>
+            </w:pPr>
+            <w:r>
+              <w:t xml:space="preserve">Done</w:t>
+            </w:r>
+          </w:p>
+        </w:tc>
+      </w:tr>
+      <w:tr>
+        <w:tc>
+          <w:tcPr/>
+          <w:p>
+            <w:pPr>
+              <w:pStyle w:val="Compact"/>
+            </w:pPr>
+            <w:r>
+              <w:t xml:space="preserve">Shared UI modules (db.py, supplier_reference.py, basket.py)</w:t>
+            </w:r>
+          </w:p>
+        </w:tc>
+        <w:tc>
+          <w:tcPr/>
+          <w:p>
+            <w:pPr>
+              <w:pStyle w:val="Compact"/>
+            </w:pPr>
+            <w:r>
+              <w:t xml:space="preserve">Done</w:t>
+            </w:r>
+          </w:p>
+        </w:tc>
+      </w:tr>
+      <w:tr>
+        <w:tc>
+          <w:tcPr/>
+          <w:p>
+            <w:pPr>
+              <w:pStyle w:val="Compact"/>
+            </w:pPr>
+            <w:r>
+              <w:t xml:space="preserve">Streamlit UI (4 pages — Home, Catalog, Configure Order, Catman)</w:t>
+            </w:r>
+          </w:p>
+        </w:tc>
+        <w:tc>
+          <w:tcPr/>
+          <w:p>
+            <w:pPr>
+              <w:pStyle w:val="Compact"/>
+            </w:pPr>
+            <w:r>
+              <w:t xml:space="preserve">Done</w:t>
+            </w:r>
+          </w:p>
+        </w:tc>
+      </w:tr>
+      <w:tr>
+        <w:tc>
+          <w:tcPr/>
+          <w:p>
+            <w:pPr>
+              <w:pStyle w:val="Compact"/>
+            </w:pPr>
+            <w:r>
+              <w:t xml:space="preserve">Dockerfile + Docker Compose</w:t>
+            </w:r>
+          </w:p>
+        </w:tc>
+        <w:tc>
+          <w:tcPr/>
+          <w:p>
+            <w:pPr>
+              <w:pStyle w:val="Compact"/>
+            </w:pPr>
+            <w:r>
+              <w:t xml:space="preserve">Done</w:t>
+            </w:r>
+          </w:p>
+        </w:tc>
+      </w:tr>
+      <w:tr>
+        <w:tc>
+          <w:tcPr/>
+          <w:p>
+            <w:pPr>
+              <w:pStyle w:val="Compact"/>
+            </w:pPr>
+            <w:r>
+              <w:t xml:space="preserve">README</w:t>
+            </w:r>
+          </w:p>
+        </w:tc>
+        <w:tc>
+          <w:tcPr/>
+          <w:p>
+            <w:pPr>
+              <w:pStyle w:val="Compact"/>
+            </w:pPr>
+            <w:r>
+              <w:t xml:space="preserve">Done</w:t>
+            </w:r>
+          </w:p>
+        </w:tc>
+      </w:tr>
+      <w:tr>
+        <w:tc>
+          <w:tcPr/>
+          <w:p>
+            <w:pPr>
+              <w:pStyle w:val="Compact"/>
+            </w:pPr>
+            <w:r>
+              <w:t xml:space="preserve">Unit tests (extractor layer, 28 tests)</w:t>
+            </w:r>
+          </w:p>
+        </w:tc>
+        <w:tc>
+          <w:tcPr/>
+          <w:p>
+            <w:pPr>
+              <w:pStyle w:val="Compact"/>
+            </w:pPr>
+            <w:r>
+              <w:t xml:space="preserve">Done</w:t>
+            </w:r>
+          </w:p>
+        </w:tc>
+      </w:tr>
+      <w:tr>
+        <w:tc>
+          <w:tcPr/>
+          <w:p>
+            <w:pPr>
+              <w:pStyle w:val="Compact"/>
+            </w:pPr>
+            <w:r>
+              <w:t xml:space="preserve">Airflow DAG (Astronomer Astro, TaskFlow API, seed hash optimisation)</w:t>
+            </w:r>
+          </w:p>
+        </w:tc>
+        <w:tc>
+          <w:tcPr/>
+          <w:p>
+            <w:pPr>
+              <w:pStyle w:val="Compact"/>
+            </w:pPr>
+            <w:r>
+              <w:t xml:space="preserve">Done</w:t>
+            </w:r>
+          </w:p>
+        </w:tc>
+      </w:tr>
+      <w:tr>
+        <w:tc>
+          <w:tcPr/>
+          <w:p>
+            <w:pPr>
+              <w:pStyle w:val="Compact"/>
+            </w:pPr>
+            <w:r>
+              <w:t xml:space="preserve">CI/CD with GitHub Actions</w:t>
+            </w:r>
+          </w:p>
+        </w:tc>
+        <w:tc>
+          <w:tcPr/>
+          <w:p>
+            <w:pPr>
+              <w:pStyle w:val="Compact"/>
+            </w:pPr>
+            <w:r>
+              <w:t xml:space="preserve">Done</w:t>
+            </w:r>
+          </w:p>
+        </w:tc>
+      </w:tr>
+    </w:tbl>
+    <w:bookmarkEnd w:id="48"/>
+    <w:bookmarkEnd w:id="49"/>
+    <w:bookmarkEnd w:id="50"/>
     <w:sectPr>
       <w:footnotePr>
         <w:numRestart w:val="eachSect"/>
